--- a/작업일지/졸업작품 작업일지 - 20+29주차.docx
+++ b/작업일지/졸업작품 작업일지 - 20+29주차.docx
@@ -179,7 +179,6 @@
                 <w:sz w:val="22"/>
               </w:rPr>
             </w:pPr>
-            <w:proofErr w:type="spellStart"/>
             <w:r>
               <w:rPr>
                 <w:rFonts w:hint="eastAsia"/>
@@ -188,7 +187,6 @@
               </w:rPr>
               <w:t>팀명</w:t>
             </w:r>
-            <w:proofErr w:type="spellEnd"/>
           </w:p>
         </w:tc>
         <w:tc>
@@ -494,7 +492,6 @@
             <w:pPr>
               <w:jc w:val="left"/>
               <w:rPr>
-                <w:rFonts w:hint="eastAsia"/>
                 <w:b/>
               </w:rPr>
             </w:pPr>
@@ -593,28 +590,12 @@
               </w:rPr>
               <w:t xml:space="preserve"> </w:t>
             </w:r>
-            <w:proofErr w:type="spellStart"/>
-            <w:r>
-              <w:rPr>
-                <w:b/>
-              </w:rPr>
-              <w:t>고블린</w:t>
-            </w:r>
-            <w:proofErr w:type="spellEnd"/>
-            <w:r>
-              <w:rPr>
-                <w:b/>
-              </w:rPr>
-              <w:t xml:space="preserve"> 시체 소멸 및 </w:t>
-            </w:r>
-            <w:proofErr w:type="spellStart"/>
-            <w:r>
-              <w:rPr>
-                <w:b/>
-              </w:rPr>
-              <w:t>리스폰</w:t>
-            </w:r>
-            <w:proofErr w:type="spellEnd"/>
+            <w:r>
+              <w:rPr>
+                <w:b/>
+              </w:rPr>
+              <w:t>고블린 시체 소멸 및 리스폰</w:t>
+            </w:r>
             <w:r>
               <w:rPr>
                 <w:rFonts w:hint="eastAsia"/>
@@ -764,23 +745,7 @@
           <w:rFonts w:hint="eastAsia"/>
           <w:sz w:val="22"/>
         </w:rPr>
-        <w:t xml:space="preserve">Vec3가 </w:t>
-      </w:r>
-      <w:proofErr w:type="spellStart"/>
-      <w:r>
-        <w:rPr>
-          <w:rFonts w:hint="eastAsia"/>
-          <w:sz w:val="22"/>
-        </w:rPr>
-        <w:t>DirectXMath</w:t>
-      </w:r>
-      <w:proofErr w:type="spellEnd"/>
-      <w:r>
-        <w:rPr>
-          <w:rFonts w:hint="eastAsia"/>
-          <w:sz w:val="22"/>
-        </w:rPr>
-        <w:t>의 XMVECTOR에 대한 wrapper인데,</w:t>
+        <w:t>Vec3가 DirectXMath의 XMVECTOR에 대한 wrapper인데,</w:t>
       </w:r>
       <w:r>
         <w:rPr>
@@ -793,17 +758,8 @@
           <w:rFonts w:hint="eastAsia"/>
           <w:sz w:val="22"/>
         </w:rPr>
-        <w:t xml:space="preserve">반복적 해결 과정 중 w가 증폭해 NAN이 </w:t>
-      </w:r>
-      <w:proofErr w:type="spellStart"/>
-      <w:r>
-        <w:rPr>
-          <w:rFonts w:hint="eastAsia"/>
-          <w:sz w:val="22"/>
-        </w:rPr>
-        <w:t>되어버림</w:t>
-      </w:r>
-      <w:proofErr w:type="spellEnd"/>
+        <w:t>반복적 해결 과정 중 w가 증폭해 NAN이 되어버림</w:t>
+      </w:r>
     </w:p>
     <w:p>
       <w:pPr>
@@ -865,17 +821,8 @@
           <w:rFonts w:hint="eastAsia"/>
           <w:sz w:val="22"/>
         </w:rPr>
-        <w:t xml:space="preserve">joint의 회전축을 매 프레임 연결된 body에 맞게 재구성해야 하는데 </w:t>
-      </w:r>
-      <w:proofErr w:type="spellStart"/>
-      <w:r>
-        <w:rPr>
-          <w:rFonts w:hint="eastAsia"/>
-          <w:sz w:val="22"/>
-        </w:rPr>
-        <w:t>빠져있었음</w:t>
-      </w:r>
-      <w:proofErr w:type="spellEnd"/>
+        <w:t>joint의 회전축을 매 프레임 연결된 body에 맞게 재구성해야 하는데 빠져있었음</w:t>
+      </w:r>
     </w:p>
     <w:p>
       <w:pPr>
@@ -950,23 +897,7 @@
           <w:rFonts w:hint="eastAsia"/>
           <w:sz w:val="22"/>
         </w:rPr>
-        <w:t xml:space="preserve">애니메이션 상 상대 변환을 </w:t>
-      </w:r>
-      <w:proofErr w:type="spellStart"/>
-      <w:r>
-        <w:rPr>
-          <w:rFonts w:hint="eastAsia"/>
-          <w:sz w:val="22"/>
-        </w:rPr>
-        <w:t>구해놓아</w:t>
-      </w:r>
-      <w:proofErr w:type="spellEnd"/>
-      <w:r>
-        <w:rPr>
-          <w:rFonts w:hint="eastAsia"/>
-          <w:sz w:val="22"/>
-        </w:rPr>
-        <w:t xml:space="preserve"> ragdoll simulation 이후 상대 변환을 적용해</w:t>
+        <w:t>애니메이션 상 상대 변환을 구해놓아 ragdoll simulation 이후 상대 변환을 적용해</w:t>
       </w:r>
       <w:r>
         <w:rPr>
@@ -1048,39 +979,7 @@
           <w:rFonts w:hint="eastAsia"/>
           <w:sz w:val="22"/>
         </w:rPr>
-        <w:t xml:space="preserve">우리는 PGS solver 방식을 사용하는데, velocity solve 시 캐시에 </w:t>
-      </w:r>
-      <w:proofErr w:type="spellStart"/>
-      <w:r>
-        <w:rPr>
-          <w:rFonts w:hint="eastAsia"/>
-          <w:sz w:val="22"/>
-        </w:rPr>
-        <w:t>충격량</w:t>
-      </w:r>
-      <w:proofErr w:type="spellEnd"/>
-      <w:r>
-        <w:rPr>
-          <w:rFonts w:hint="eastAsia"/>
-          <w:sz w:val="22"/>
-        </w:rPr>
-        <w:t xml:space="preserve"> 및 </w:t>
-      </w:r>
-      <w:proofErr w:type="spellStart"/>
-      <w:r>
-        <w:rPr>
-          <w:rFonts w:hint="eastAsia"/>
-          <w:sz w:val="22"/>
-        </w:rPr>
-        <w:t>각충격량을</w:t>
-      </w:r>
-      <w:proofErr w:type="spellEnd"/>
-      <w:r>
-        <w:rPr>
-          <w:rFonts w:hint="eastAsia"/>
-          <w:sz w:val="22"/>
-        </w:rPr>
-        <w:t xml:space="preserve"> </w:t>
+        <w:t xml:space="preserve">우리는 PGS solver 방식을 사용하는데, velocity solve 시 캐시에 충격량 및 각충격량을 </w:t>
       </w:r>
       <w:r>
         <w:rPr>
@@ -1109,21 +1008,12 @@
         </w:rPr>
         <w:br/>
       </w:r>
-      <w:proofErr w:type="spellStart"/>
-      <w:r>
-        <w:rPr>
-          <w:rFonts w:hint="eastAsia"/>
-          <w:sz w:val="22"/>
-        </w:rPr>
-        <w:t>기준값들이</w:t>
-      </w:r>
-      <w:proofErr w:type="spellEnd"/>
-      <w:r>
-        <w:rPr>
-          <w:rFonts w:hint="eastAsia"/>
-          <w:sz w:val="22"/>
-        </w:rPr>
-        <w:t xml:space="preserve"> 상대적인 위치나 회전 값들을 사용하므로, 중간에 위치나 회전을 바꿔버리면 cache의 값들은 전부 의미가 없어진다.</w:t>
+      <w:r>
+        <w:rPr>
+          <w:rFonts w:hint="eastAsia"/>
+          <w:sz w:val="22"/>
+        </w:rPr>
+        <w:t>기준값들이 상대적인 위치나 회전 값들을 사용하므로, 중간에 위치나 회전을 바꿔버리면 cache의 값들은 전부 의미가 없어진다.</w:t>
       </w:r>
     </w:p>
     <w:p>
@@ -1303,21 +1193,12 @@
           <w:sz w:val="22"/>
         </w:rPr>
       </w:pPr>
-      <w:proofErr w:type="spellStart"/>
-      <w:r>
-        <w:rPr>
-          <w:rFonts w:hint="eastAsia"/>
-          <w:sz w:val="22"/>
-        </w:rPr>
-        <w:t>DoublePendulum</w:t>
-      </w:r>
-      <w:proofErr w:type="spellEnd"/>
-      <w:r>
-        <w:rPr>
-          <w:rFonts w:hint="eastAsia"/>
-          <w:sz w:val="22"/>
-        </w:rPr>
-        <w:t xml:space="preserve"> (ball-socket joint 2개, 연결된 진자 운동 관찰)</w:t>
+      <w:r>
+        <w:rPr>
+          <w:rFonts w:hint="eastAsia"/>
+          <w:sz w:val="22"/>
+        </w:rPr>
+        <w:t>DoublePendulum (ball-socket joint 2개, 연결된 진자 운동 관찰)</w:t>
       </w:r>
       <w:r>
         <w:rPr>
@@ -1644,37 +1525,12 @@
           <w:sz w:val="22"/>
         </w:rPr>
       </w:pPr>
-      <w:proofErr w:type="spellStart"/>
-      <w:r>
-        <w:rPr>
-          <w:rFonts w:hint="eastAsia"/>
-          <w:sz w:val="22"/>
-        </w:rPr>
-        <w:t>랜덤한</w:t>
-      </w:r>
-      <w:proofErr w:type="spellEnd"/>
-      <w:r>
-        <w:rPr>
-          <w:rFonts w:hint="eastAsia"/>
-          <w:sz w:val="22"/>
-        </w:rPr>
-        <w:t xml:space="preserve"> </w:t>
-      </w:r>
-      <w:proofErr w:type="spellStart"/>
-      <w:r>
-        <w:rPr>
-          <w:rFonts w:hint="eastAsia"/>
-          <w:sz w:val="22"/>
-        </w:rPr>
-        <w:t>충격량을</w:t>
-      </w:r>
-      <w:proofErr w:type="spellEnd"/>
-      <w:r>
-        <w:rPr>
-          <w:rFonts w:hint="eastAsia"/>
-          <w:sz w:val="22"/>
-        </w:rPr>
-        <w:t xml:space="preserve"> 줬을 때 움직임을 관찰하여 자연스러운지 본다.</w:t>
+      <w:r>
+        <w:rPr>
+          <w:rFonts w:hint="eastAsia"/>
+          <w:sz w:val="22"/>
+        </w:rPr>
+        <w:t>랜덤한 충격량을 줬을 때 움직임을 관찰하여 자연스러운지 본다.</w:t>
       </w:r>
     </w:p>
     <w:p>
@@ -1729,23 +1585,7 @@
           <w:rFonts w:hint="eastAsia"/>
           <w:sz w:val="22"/>
         </w:rPr>
-        <w:t xml:space="preserve">피드백 발생 (추산한 </w:t>
-      </w:r>
-      <w:proofErr w:type="spellStart"/>
-      <w:r>
-        <w:rPr>
-          <w:rFonts w:hint="eastAsia"/>
-          <w:sz w:val="22"/>
-        </w:rPr>
-        <w:t>충격량이</w:t>
-      </w:r>
-      <w:proofErr w:type="spellEnd"/>
-      <w:r>
-        <w:rPr>
-          <w:rFonts w:hint="eastAsia"/>
-          <w:sz w:val="22"/>
-        </w:rPr>
-        <w:t xml:space="preserve"> 아님)</w:t>
+        <w:t>피드백 발생 (추산한 충격량이 아님)</w:t>
       </w:r>
     </w:p>
     <w:p>
@@ -1800,23 +1640,7 @@
           <w:rFonts w:hint="eastAsia"/>
           <w:sz w:val="22"/>
         </w:rPr>
-        <w:t xml:space="preserve">중간중간 가상의 힘을 받아 </w:t>
-      </w:r>
-      <w:proofErr w:type="spellStart"/>
-      <w:r>
-        <w:rPr>
-          <w:rFonts w:hint="eastAsia"/>
-          <w:sz w:val="22"/>
-        </w:rPr>
-        <w:t>튀어오르는</w:t>
-      </w:r>
-      <w:proofErr w:type="spellEnd"/>
-      <w:r>
-        <w:rPr>
-          <w:rFonts w:hint="eastAsia"/>
-          <w:sz w:val="22"/>
-        </w:rPr>
-        <w:t xml:space="preserve"> 듯한 증상 생김</w:t>
+        <w:t>중간중간 가상의 힘을 받아 튀어오르는 듯한 증상 생김</w:t>
       </w:r>
       <w:r>
         <w:rPr>
@@ -1829,23 +1653,7 @@
           <w:rFonts w:hint="eastAsia"/>
           <w:sz w:val="22"/>
         </w:rPr>
-        <w:t>(</w:t>
-      </w:r>
-      <w:proofErr w:type="spellStart"/>
-      <w:r>
-        <w:rPr>
-          <w:rFonts w:hint="eastAsia"/>
-          <w:sz w:val="22"/>
-        </w:rPr>
-        <w:t>solvePosition</w:t>
-      </w:r>
-      <w:proofErr w:type="spellEnd"/>
-      <w:r>
-        <w:rPr>
-          <w:rFonts w:hint="eastAsia"/>
-          <w:sz w:val="22"/>
-        </w:rPr>
-        <w:t>의 side-effect로 추정)</w:t>
+        <w:t>(solvePosition의 side-effect로 추정)</w:t>
       </w:r>
     </w:p>
     <w:p>
@@ -1854,7 +1662,6 @@
         <w:ind w:leftChars="0" w:left="2000"/>
         <w:jc w:val="left"/>
         <w:rPr>
-          <w:rFonts w:hint="eastAsia"/>
           <w:sz w:val="22"/>
         </w:rPr>
       </w:pPr>
@@ -1901,381 +1708,79 @@
         <w:ind w:leftChars="200" w:left="400"/>
         <w:jc w:val="left"/>
         <w:rPr>
+          <w:sz w:val="18"/>
+          <w:szCs w:val="20"/>
+        </w:rPr>
+      </w:pPr>
+      <w:r>
+        <w:rPr>
+          <w:rFonts w:hint="eastAsia"/>
           <w:b/>
           <w:bCs/>
           <w:sz w:val="18"/>
           <w:szCs w:val="20"/>
         </w:rPr>
-      </w:pPr>
-      <w:r>
-        <w:rPr>
-          <w:rFonts w:hint="eastAsia"/>
+        <w:t>1</w:t>
+      </w:r>
+      <w:r>
+        <w:rPr>
           <w:b/>
           <w:bCs/>
           <w:sz w:val="18"/>
           <w:szCs w:val="20"/>
         </w:rPr>
-        <w:t>1</w:t>
-      </w:r>
-      <w:r>
-        <w:rPr>
+        <w:t xml:space="preserve">. </w:t>
+      </w:r>
+      <w:r>
+        <w:rPr>
+          <w:rFonts w:hint="eastAsia"/>
           <w:b/>
           <w:bCs/>
           <w:sz w:val="18"/>
           <w:szCs w:val="20"/>
         </w:rPr>
-        <w:t xml:space="preserve">. </w:t>
-      </w:r>
-      <w:r>
-        <w:rPr>
-          <w:rFonts w:hint="eastAsia"/>
+        <w:t>Particle System: Trail 구현</w:t>
+      </w:r>
+    </w:p>
+    <w:p>
+      <w:pPr>
+        <w:ind w:leftChars="200" w:left="400"/>
+        <w:jc w:val="left"/>
+        <w:rPr>
           <w:b/>
           <w:bCs/>
           <w:sz w:val="18"/>
           <w:szCs w:val="20"/>
         </w:rPr>
-        <w:t>Particle System: Sub Emitter 구현</w:t>
-      </w:r>
-    </w:p>
-    <w:p>
-      <w:pPr>
-        <w:numPr>
-          <w:ilvl w:val="0"/>
-          <w:numId w:val="2"/>
-        </w:numPr>
-        <w:tabs>
-          <w:tab w:val="clear" w:pos="720"/>
-          <w:tab w:val="num" w:pos="1120"/>
-        </w:tabs>
-        <w:ind w:leftChars="380" w:left="1120"/>
-        <w:jc w:val="left"/>
-        <w:rPr>
-          <w:sz w:val="18"/>
-          <w:szCs w:val="20"/>
-        </w:rPr>
-      </w:pPr>
-      <w:proofErr w:type="spellStart"/>
-      <w:r>
-        <w:rPr>
-          <w:rFonts w:hint="eastAsia"/>
-          <w:sz w:val="18"/>
-          <w:szCs w:val="20"/>
-        </w:rPr>
-        <w:t>임포트</w:t>
-      </w:r>
-      <w:proofErr w:type="spellEnd"/>
-      <w:r>
-        <w:rPr>
-          <w:rFonts w:hint="eastAsia"/>
-          <w:sz w:val="18"/>
-          <w:szCs w:val="20"/>
-        </w:rPr>
-        <w:t xml:space="preserve"> 하려는 이펙트가 Sub Emitter를 사용하고 있어 particle system에 추가로 기능 구현했다.</w:t>
-      </w:r>
-    </w:p>
-    <w:p>
-      <w:pPr>
-        <w:numPr>
-          <w:ilvl w:val="0"/>
-          <w:numId w:val="2"/>
-        </w:numPr>
-        <w:tabs>
-          <w:tab w:val="clear" w:pos="720"/>
-          <w:tab w:val="num" w:pos="1120"/>
-        </w:tabs>
-        <w:ind w:leftChars="380" w:left="1120"/>
-        <w:jc w:val="left"/>
-        <w:rPr>
-          <w:sz w:val="18"/>
-          <w:szCs w:val="20"/>
-        </w:rPr>
-      </w:pPr>
-      <w:r>
-        <w:rPr>
-          <w:sz w:val="18"/>
-          <w:szCs w:val="20"/>
-        </w:rPr>
-        <w:t>S</w:t>
-      </w:r>
-      <w:r>
-        <w:rPr>
-          <w:rFonts w:hint="eastAsia"/>
-          <w:sz w:val="18"/>
-          <w:szCs w:val="20"/>
-        </w:rPr>
-        <w:t>ub Emitter</w:t>
-      </w:r>
-      <w:r>
-        <w:rPr>
-          <w:rFonts w:hint="eastAsia"/>
-          <w:sz w:val="18"/>
-          <w:szCs w:val="20"/>
-        </w:rPr>
-        <w:t xml:space="preserve">를 등록하면 </w:t>
-      </w:r>
-      <w:r>
-        <w:rPr>
-          <w:rFonts w:hint="eastAsia"/>
-          <w:sz w:val="18"/>
-          <w:szCs w:val="20"/>
-        </w:rPr>
-        <w:t>부모 이펙트의 생성/종료 시점에 자식 이펙트들을 방출한다.</w:t>
-      </w:r>
-    </w:p>
-    <w:p>
-      <w:pPr>
-        <w:tabs>
-          <w:tab w:val="num" w:pos="1120"/>
-        </w:tabs>
-        <w:ind w:left="1120"/>
-        <w:jc w:val="left"/>
-        <w:rPr>
-          <w:sz w:val="18"/>
-          <w:szCs w:val="20"/>
-        </w:rPr>
-      </w:pPr>
-    </w:p>
-    <w:p>
-      <w:pPr>
-        <w:ind w:leftChars="200" w:left="400"/>
-        <w:jc w:val="left"/>
-        <w:rPr>
+      </w:pPr>
+      <w:r>
+        <w:rPr>
+          <w:rFonts w:hint="eastAsia"/>
           <w:b/>
           <w:bCs/>
           <w:sz w:val="18"/>
           <w:szCs w:val="20"/>
         </w:rPr>
-      </w:pPr>
-      <w:r>
-        <w:rPr>
-          <w:rFonts w:hint="eastAsia"/>
+        <w:t>2</w:t>
+      </w:r>
+      <w:r>
+        <w:rPr>
           <w:b/>
           <w:bCs/>
           <w:sz w:val="18"/>
           <w:szCs w:val="20"/>
         </w:rPr>
-        <w:t>2</w:t>
-      </w:r>
-      <w:r>
-        <w:rPr>
+        <w:t xml:space="preserve">. </w:t>
+      </w:r>
+      <w:r>
+        <w:rPr>
+          <w:rFonts w:hint="eastAsia"/>
           <w:b/>
           <w:bCs/>
           <w:sz w:val="18"/>
           <w:szCs w:val="20"/>
         </w:rPr>
-        <w:t xml:space="preserve">. </w:t>
-      </w:r>
-      <w:r>
-        <w:rPr>
-          <w:rFonts w:hint="eastAsia"/>
-          <w:b/>
-          <w:bCs/>
-          <w:sz w:val="18"/>
-          <w:szCs w:val="20"/>
-        </w:rPr>
-        <w:t xml:space="preserve">Crystal front Attack, </w:t>
-      </w:r>
-      <w:proofErr w:type="spellStart"/>
-      <w:r>
-        <w:rPr>
-          <w:rFonts w:hint="eastAsia"/>
-          <w:b/>
-          <w:bCs/>
-          <w:sz w:val="18"/>
-          <w:szCs w:val="20"/>
-        </w:rPr>
-        <w:t>AoE</w:t>
-      </w:r>
-      <w:proofErr w:type="spellEnd"/>
-      <w:r>
-        <w:rPr>
-          <w:rFonts w:hint="eastAsia"/>
-          <w:b/>
-          <w:bCs/>
-          <w:sz w:val="18"/>
-          <w:szCs w:val="20"/>
-        </w:rPr>
-        <w:t xml:space="preserve"> Slash Effect </w:t>
-      </w:r>
-      <w:proofErr w:type="spellStart"/>
-      <w:r>
-        <w:rPr>
-          <w:rFonts w:hint="eastAsia"/>
-          <w:b/>
-          <w:bCs/>
-          <w:sz w:val="18"/>
-          <w:szCs w:val="20"/>
-        </w:rPr>
-        <w:t>임포트</w:t>
-      </w:r>
-      <w:proofErr w:type="spellEnd"/>
-      <w:r>
-        <w:rPr>
-          <w:rFonts w:hint="eastAsia"/>
-          <w:b/>
-          <w:bCs/>
-          <w:sz w:val="18"/>
-          <w:szCs w:val="20"/>
-        </w:rPr>
-        <w:t xml:space="preserve"> </w:t>
-      </w:r>
-    </w:p>
-    <w:p>
-      <w:pPr>
-        <w:numPr>
-          <w:ilvl w:val="0"/>
-          <w:numId w:val="2"/>
-        </w:numPr>
-        <w:tabs>
-          <w:tab w:val="clear" w:pos="720"/>
-          <w:tab w:val="num" w:pos="1120"/>
-        </w:tabs>
-        <w:ind w:leftChars="380" w:left="1120"/>
-        <w:jc w:val="left"/>
-        <w:rPr>
-          <w:sz w:val="18"/>
-          <w:szCs w:val="20"/>
-        </w:rPr>
-      </w:pPr>
-      <w:proofErr w:type="spellStart"/>
-      <w:r>
-        <w:rPr>
-          <w:rFonts w:hint="eastAsia"/>
-          <w:sz w:val="18"/>
-          <w:szCs w:val="20"/>
-        </w:rPr>
-        <w:t>완드</w:t>
-      </w:r>
-      <w:proofErr w:type="spellEnd"/>
-      <w:r>
-        <w:rPr>
-          <w:rFonts w:hint="eastAsia"/>
-          <w:sz w:val="18"/>
-          <w:szCs w:val="20"/>
-        </w:rPr>
-        <w:t xml:space="preserve"> 무기를 사용할 때 쓰는 스킬 이펙트 2종류를 추가했다.</w:t>
-      </w:r>
-      <w:r>
-        <w:rPr>
-          <w:rFonts w:hint="eastAsia"/>
-          <w:sz w:val="18"/>
-          <w:szCs w:val="20"/>
-        </w:rPr>
-        <w:t xml:space="preserve"> UI에서 선택할 수 있다.</w:t>
-      </w:r>
-    </w:p>
-    <w:p>
-      <w:pPr>
-        <w:numPr>
-          <w:ilvl w:val="0"/>
-          <w:numId w:val="2"/>
-        </w:numPr>
-        <w:tabs>
-          <w:tab w:val="clear" w:pos="720"/>
-          <w:tab w:val="num" w:pos="1120"/>
-        </w:tabs>
-        <w:ind w:leftChars="380" w:left="1120"/>
-        <w:jc w:val="left"/>
-        <w:rPr>
-          <w:sz w:val="18"/>
-          <w:szCs w:val="20"/>
-        </w:rPr>
-      </w:pPr>
-      <w:r>
-        <w:rPr>
-          <w:rFonts w:hint="eastAsia"/>
-          <w:sz w:val="18"/>
-          <w:szCs w:val="20"/>
-        </w:rPr>
-        <w:t xml:space="preserve">유니티 원본에는 연기, 스파크 등이 있지만 구현 간소화를 위해 제외하고 </w:t>
-      </w:r>
-      <w:proofErr w:type="spellStart"/>
-      <w:r>
-        <w:rPr>
-          <w:rFonts w:hint="eastAsia"/>
-          <w:sz w:val="18"/>
-          <w:szCs w:val="20"/>
-        </w:rPr>
-        <w:t>임포트했다</w:t>
-      </w:r>
-      <w:proofErr w:type="spellEnd"/>
-      <w:r>
-        <w:rPr>
-          <w:rFonts w:hint="eastAsia"/>
-          <w:sz w:val="18"/>
-          <w:szCs w:val="20"/>
-        </w:rPr>
-        <w:t>.</w:t>
-      </w:r>
-    </w:p>
-    <w:p>
-      <w:pPr>
-        <w:numPr>
-          <w:ilvl w:val="0"/>
-          <w:numId w:val="2"/>
-        </w:numPr>
-        <w:tabs>
-          <w:tab w:val="clear" w:pos="720"/>
-          <w:tab w:val="num" w:pos="1120"/>
-        </w:tabs>
-        <w:ind w:leftChars="380" w:left="1120"/>
-        <w:jc w:val="left"/>
-        <w:rPr>
-          <w:sz w:val="18"/>
-          <w:szCs w:val="20"/>
-        </w:rPr>
-      </w:pPr>
-      <w:proofErr w:type="spellStart"/>
-      <w:r>
-        <w:rPr>
-          <w:rFonts w:hint="eastAsia"/>
-          <w:sz w:val="18"/>
-          <w:szCs w:val="20"/>
-        </w:rPr>
-        <w:t>완드</w:t>
-      </w:r>
-      <w:proofErr w:type="spellEnd"/>
-      <w:r>
-        <w:rPr>
-          <w:rFonts w:hint="eastAsia"/>
-          <w:sz w:val="18"/>
-          <w:szCs w:val="20"/>
-        </w:rPr>
-        <w:t xml:space="preserve"> 무기 스킬을 2종류 더 </w:t>
-      </w:r>
-      <w:r>
-        <w:rPr>
-          <w:rFonts w:hint="eastAsia"/>
-          <w:sz w:val="18"/>
-          <w:szCs w:val="20"/>
-        </w:rPr>
-        <w:t>추가</w:t>
-      </w:r>
-      <w:r>
-        <w:rPr>
-          <w:rFonts w:hint="eastAsia"/>
-          <w:sz w:val="18"/>
-          <w:szCs w:val="20"/>
-        </w:rPr>
-        <w:t xml:space="preserve">하고 다른 종류의 무기 스킬을 </w:t>
-      </w:r>
-      <w:proofErr w:type="gramStart"/>
-      <w:r>
-        <w:rPr>
-          <w:rFonts w:hint="eastAsia"/>
-          <w:sz w:val="18"/>
-          <w:szCs w:val="20"/>
-        </w:rPr>
-        <w:t>추가 할</w:t>
-      </w:r>
-      <w:proofErr w:type="gramEnd"/>
-      <w:r>
-        <w:rPr>
-          <w:rFonts w:hint="eastAsia"/>
-          <w:sz w:val="18"/>
-          <w:szCs w:val="20"/>
-        </w:rPr>
-        <w:t xml:space="preserve"> 계획이다.</w:t>
+        <w:t xml:space="preserve">Crystals crossfade, Red Energy explosion Effect 임포트 </w:t>
       </w:r>
     </w:p>
     <w:p>
@@ -2394,7 +1899,6 @@
         </w:numPr>
         <w:ind w:leftChars="0"/>
       </w:pPr>
-      <w:proofErr w:type="spellStart"/>
       <w:r>
         <w:rPr>
           <w:rFonts w:hint="eastAsia"/>
@@ -2402,11 +1906,7 @@
         <w:t>A</w:t>
       </w:r>
       <w:r>
-        <w:t>ttackWindup</w:t>
-      </w:r>
-      <w:proofErr w:type="spellEnd"/>
-      <w:r>
-        <w:t xml:space="preserve"> </w:t>
+        <w:t xml:space="preserve">ttackWindup </w:t>
       </w:r>
       <w:r>
         <w:rPr>
@@ -2442,13 +1942,8 @@
         </w:numPr>
         <w:ind w:leftChars="0"/>
       </w:pPr>
-      <w:proofErr w:type="spellStart"/>
-      <w:r>
-        <w:t>AttackRecover</w:t>
-      </w:r>
-      <w:proofErr w:type="spellEnd"/>
-      <w:r>
-        <w:t xml:space="preserve"> </w:t>
+      <w:r>
+        <w:t xml:space="preserve">AttackRecover </w:t>
       </w:r>
       <w:r>
         <w:rPr>
@@ -2466,19 +1961,11 @@
         </w:numPr>
         <w:ind w:leftChars="0"/>
       </w:pPr>
-      <w:proofErr w:type="spellStart"/>
-      <w:r>
-        <w:rPr>
-          <w:rFonts w:hint="eastAsia"/>
-        </w:rPr>
-        <w:t>드리프트</w:t>
-      </w:r>
-      <w:proofErr w:type="spellEnd"/>
-      <w:r>
-        <w:rPr>
-          <w:rFonts w:hint="eastAsia"/>
-        </w:rPr>
-        <w:t xml:space="preserve"> 처리와 과밀 판정을 분리하였다.</w:t>
+      <w:r>
+        <w:rPr>
+          <w:rFonts w:hint="eastAsia"/>
+        </w:rPr>
+        <w:t>드리프트 처리와 과밀 판정을 분리하였다.</w:t>
       </w:r>
     </w:p>
     <w:p>
@@ -2497,15 +1984,7 @@
         <w:t>공격</w:t>
       </w:r>
       <w:r>
-        <w:t xml:space="preserve"> 시전 중 매 </w:t>
-      </w:r>
-      <w:proofErr w:type="spellStart"/>
-      <w:r>
-        <w:t>틱</w:t>
-      </w:r>
-      <w:proofErr w:type="spellEnd"/>
-      <w:r>
-        <w:t xml:space="preserve"> separation radius를 사용해 반발력을 계산하던 기존 방식은 NPC들이 과도하게 밀려나는 문제가 있었다.</w:t>
+        <w:t xml:space="preserve"> 시전 중 매 틱 separation radius를 사용해 반발력을 계산하던 기존 방식은 NPC들이 과도하게 밀려나는 문제가 있었다.</w:t>
       </w:r>
       <w:r>
         <w:br/>
@@ -2529,15 +2008,7 @@
         <w:t>또한</w:t>
       </w:r>
       <w:r>
-        <w:t xml:space="preserve"> </w:t>
-      </w:r>
-      <w:proofErr w:type="spellStart"/>
-      <w:r>
-        <w:t>AttackRecover</w:t>
-      </w:r>
-      <w:proofErr w:type="spellEnd"/>
-      <w:r>
-        <w:t xml:space="preserve"> 상태 종료 이후에만 separation radius를 이용해 밀집 여부를 판정하고, 필요 시 서로 밀어내도록 수정하였다.</w:t>
+        <w:t xml:space="preserve"> AttackRecover 상태 종료 이후에만 separation radius를 이용해 밀집 여부를 판정하고, 필요 시 서로 밀어내도록 수정하였다.</w:t>
       </w:r>
     </w:p>
     <w:p>
@@ -2758,31 +2229,13 @@
           <w:b/>
         </w:rPr>
       </w:pPr>
-      <w:proofErr w:type="spellStart"/>
       <w:r>
         <w:rPr>
           <w:rFonts w:hint="eastAsia"/>
           <w:b/>
         </w:rPr>
-        <w:t>고블린</w:t>
-      </w:r>
-      <w:proofErr w:type="spellEnd"/>
-      <w:r>
-        <w:rPr>
-          <w:rFonts w:hint="eastAsia"/>
-          <w:b/>
-        </w:rPr>
-        <w:t xml:space="preserve"> 시체 소멸 및 </w:t>
-      </w:r>
-      <w:proofErr w:type="spellStart"/>
-      <w:r>
-        <w:rPr>
-          <w:rFonts w:hint="eastAsia"/>
-          <w:b/>
-        </w:rPr>
-        <w:t>리스폰</w:t>
-      </w:r>
-      <w:proofErr w:type="spellEnd"/>
+        <w:t>고블린 시체 소멸 및 리스폰</w:t>
+      </w:r>
     </w:p>
     <w:p>
       <w:pPr>
@@ -2818,23 +2271,7 @@
         <w:br/>
       </w:r>
       <w:r>
-        <w:t xml:space="preserve">설정된 시간 후 </w:t>
-      </w:r>
-      <w:proofErr w:type="spellStart"/>
-      <w:r>
-        <w:t>스폰</w:t>
-      </w:r>
-      <w:proofErr w:type="spellEnd"/>
-      <w:r>
-        <w:t xml:space="preserve"> 위치에서 </w:t>
-      </w:r>
-      <w:proofErr w:type="spellStart"/>
-      <w:r>
-        <w:t>리스폰되도록</w:t>
-      </w:r>
-      <w:proofErr w:type="spellEnd"/>
-      <w:r>
-        <w:t xml:space="preserve"> 구현하였다.</w:t>
+        <w:t>설정된 시간 후 스폰 위치에서 리스폰되도록 구현하였다.</w:t>
       </w:r>
     </w:p>
     <w:p>
@@ -3070,7 +2507,6 @@
             <w:pPr>
               <w:jc w:val="center"/>
               <w:rPr>
-                <w:rFonts w:hint="eastAsia"/>
                 <w:b/>
                 <w:sz w:val="22"/>
               </w:rPr>
@@ -3276,7 +2712,16 @@
                 <w:bCs/>
                 <w:szCs w:val="20"/>
               </w:rPr>
-              <w:t>이종진: effect</w:t>
+              <w:t xml:space="preserve">이종진: </w:t>
+            </w:r>
+            <w:r>
+              <w:rPr>
+                <w:rFonts w:hint="eastAsia"/>
+                <w:b/>
+                <w:bCs/>
+                <w:szCs w:val="20"/>
+              </w:rPr>
+              <w:t>궁수 이펙트 추가</w:t>
             </w:r>
           </w:p>
         </w:tc>

--- a/작업일지/졸업작품 작업일지 - 20+29주차.docx
+++ b/작업일지/졸업작품 작업일지 - 20+29주차.docx
@@ -1,6 +1,6 @@
 
 <file path=word/document.xml><?xml version="1.0" encoding="utf-8"?>
-<w:document xmlns:wpc="http://schemas.microsoft.com/office/word/2010/wordprocessingCanvas" xmlns:cx="http://schemas.microsoft.com/office/drawing/2014/chartex" xmlns:cx1="http://schemas.microsoft.com/office/drawing/2015/9/8/chartex" xmlns:cx2="http://schemas.microsoft.com/office/drawing/2015/10/21/chartex" xmlns:cx3="http://schemas.microsoft.com/office/drawing/2016/5/9/chartex" xmlns:cx4="http://schemas.microsoft.com/office/drawing/2016/5/10/chartex" xmlns:cx5="http://schemas.microsoft.com/office/drawing/2016/5/11/chartex" xmlns:cx6="http://schemas.microsoft.com/office/drawing/2016/5/12/chartex" xmlns:cx7="http://schemas.microsoft.com/office/drawing/2016/5/13/chartex" xmlns:cx8="http://schemas.microsoft.com/office/drawing/2016/5/14/chartex" xmlns:mc="http://schemas.openxmlformats.org/markup-compatibility/2006" xmlns:aink="http://schemas.microsoft.com/office/drawing/2016/ink" xmlns:am3d="http://schemas.microsoft.com/office/drawing/2017/model3d" xmlns:o="urn:schemas-microsoft-com:office:office" xmlns:oel="http://schemas.microsoft.com/office/2019/extlst" xmlns:r="http://schemas.openxmlformats.org/officeDocument/2006/relationships" xmlns:m="http://schemas.openxmlformats.org/officeDocument/2006/math" xmlns:v="urn:schemas-microsoft-com:vml" xmlns:wp14="http://schemas.microsoft.com/office/word/2010/wordprocessingDrawing" xmlns:wp="http://schemas.openxmlformats.org/drawingml/2006/wordprocessingDrawing" xmlns:w10="urn:schemas-microsoft-com:office:word" xmlns:w="http://schemas.openxmlformats.org/wordprocessingml/2006/main" xmlns:w14="http://schemas.microsoft.com/office/word/2010/wordml" xmlns:w15="http://schemas.microsoft.com/office/word/2012/wordml" xmlns:w16cex="http://schemas.microsoft.com/office/word/2018/wordml/cex" xmlns:w16cid="http://schemas.microsoft.com/office/word/2016/wordml/cid" xmlns:w16="http://schemas.microsoft.com/office/word/2018/wordml" xmlns:w16du="http://schemas.microsoft.com/office/word/2023/wordml/word16du" xmlns:w16sdtdh="http://schemas.microsoft.com/office/word/2020/wordml/sdtdatahash" xmlns:w16sdtfl="http://schemas.microsoft.com/office/word/2024/wordml/sdtformatlock" xmlns:w16se="http://schemas.microsoft.com/office/word/2015/wordml/symex" xmlns:wpg="http://schemas.microsoft.com/office/word/2010/wordprocessingGroup" xmlns:wpi="http://schemas.microsoft.com/office/word/2010/wordprocessingInk" xmlns:wne="http://schemas.microsoft.com/office/word/2006/wordml" xmlns:wps="http://schemas.microsoft.com/office/word/2010/wordprocessingShape" mc:Ignorable="w14 w15 w16se w16cid w16 w16cex w16sdtdh w16sdtfl w16du wp14">
+<w:document xmlns:wpc="http://schemas.microsoft.com/office/word/2010/wordprocessingCanvas" xmlns:cx="http://schemas.microsoft.com/office/drawing/2014/chartex" xmlns:cx1="http://schemas.microsoft.com/office/drawing/2015/9/8/chartex" xmlns:cx2="http://schemas.microsoft.com/office/drawing/2015/10/21/chartex" xmlns:cx3="http://schemas.microsoft.com/office/drawing/2016/5/9/chartex" xmlns:cx4="http://schemas.microsoft.com/office/drawing/2016/5/10/chartex" xmlns:cx5="http://schemas.microsoft.com/office/drawing/2016/5/11/chartex" xmlns:cx6="http://schemas.microsoft.com/office/drawing/2016/5/12/chartex" xmlns:cx7="http://schemas.microsoft.com/office/drawing/2016/5/13/chartex" xmlns:cx8="http://schemas.microsoft.com/office/drawing/2016/5/14/chartex" xmlns:mc="http://schemas.openxmlformats.org/markup-compatibility/2006" xmlns:aink="http://schemas.microsoft.com/office/drawing/2016/ink" xmlns:am3d="http://schemas.microsoft.com/office/drawing/2017/model3d" xmlns:o="urn:schemas-microsoft-com:office:office" xmlns:r="http://schemas.openxmlformats.org/officeDocument/2006/relationships" xmlns:m="http://schemas.openxmlformats.org/officeDocument/2006/math" xmlns:v="urn:schemas-microsoft-com:vml" xmlns:wp14="http://schemas.microsoft.com/office/word/2010/wordprocessingDrawing" xmlns:wp="http://schemas.openxmlformats.org/drawingml/2006/wordprocessingDrawing" xmlns:w10="urn:schemas-microsoft-com:office:word" xmlns:w="http://schemas.openxmlformats.org/wordprocessingml/2006/main" xmlns:w14="http://schemas.microsoft.com/office/word/2010/wordml" xmlns:w15="http://schemas.microsoft.com/office/word/2012/wordml" xmlns:w16cid="http://schemas.microsoft.com/office/word/2016/wordml/cid" xmlns:w16se="http://schemas.microsoft.com/office/word/2015/wordml/symex" xmlns:wpg="http://schemas.microsoft.com/office/word/2010/wordprocessingGroup" xmlns:wpi="http://schemas.microsoft.com/office/word/2010/wordprocessingInk" xmlns:wne="http://schemas.microsoft.com/office/word/2006/wordml" xmlns:wps="http://schemas.microsoft.com/office/word/2010/wordprocessingShape" mc:Ignorable="w14 w15 w16se w16cid wp14">
   <w:body>
     <w:tbl>
       <w:tblPr>
@@ -223,7 +223,6 @@
                 <w:szCs w:val="18"/>
               </w:rPr>
             </w:pPr>
-            <w:proofErr w:type="gramStart"/>
             <w:r>
               <w:rPr>
                 <w:rFonts w:hint="eastAsia"/>
@@ -232,18 +231,7 @@
                 <w:sz w:val="18"/>
                 <w:szCs w:val="18"/>
               </w:rPr>
-              <w:t>( Outlander</w:t>
-            </w:r>
-            <w:proofErr w:type="gramEnd"/>
-            <w:r>
-              <w:rPr>
-                <w:rFonts w:hint="eastAsia"/>
-                <w:b/>
-                <w:bCs/>
-                <w:sz w:val="18"/>
-                <w:szCs w:val="18"/>
-              </w:rPr>
-              <w:t xml:space="preserve"> )</w:t>
+              <w:t>( Outlander )</w:t>
             </w:r>
           </w:p>
         </w:tc>
@@ -536,27 +524,7 @@
                 <w:rFonts w:hint="eastAsia"/>
                 <w:b/>
               </w:rPr>
-              <w:t>S</w:t>
-            </w:r>
-            <w:r>
-              <w:rPr>
-                <w:b/>
-              </w:rPr>
-              <w:t xml:space="preserve">eparation force </w:t>
-            </w:r>
-            <w:r>
-              <w:rPr>
-                <w:rFonts w:hint="eastAsia"/>
-                <w:b/>
-              </w:rPr>
-              <w:t>적용 방식 수정</w:t>
-            </w:r>
-            <w:r>
-              <w:rPr>
-                <w:rFonts w:hint="eastAsia"/>
-                <w:b/>
-              </w:rPr>
-              <w:t>,</w:t>
+              <w:t>홉 고블린 전술 전투 중 각개격파 전술 구현,</w:t>
             </w:r>
             <w:r>
               <w:rPr>
@@ -566,68 +534,10 @@
             </w:r>
             <w:r>
               <w:rPr>
-                <w:b/>
-              </w:rPr>
-              <w:t xml:space="preserve">NPC </w:t>
-            </w:r>
-            <w:r>
-              <w:rPr>
-                <w:rFonts w:hint="eastAsia"/>
-                <w:b/>
-              </w:rPr>
-              <w:t>반응 딜레이 시스템</w:t>
-            </w:r>
-            <w:r>
-              <w:rPr>
-                <w:rFonts w:hint="eastAsia"/>
-                <w:b/>
-              </w:rPr>
-              <w:t>,</w:t>
-            </w:r>
-            <w:r>
-              <w:rPr>
-                <w:b/>
-              </w:rPr>
-              <w:t xml:space="preserve"> </w:t>
-            </w:r>
-            <w:r>
-              <w:rPr>
-                <w:b/>
-              </w:rPr>
-              <w:t>고블린 시체 소멸 및 리스폰</w:t>
-            </w:r>
-            <w:r>
-              <w:rPr>
-                <w:rFonts w:hint="eastAsia"/>
-                <w:b/>
-              </w:rPr>
-              <w:t>,</w:t>
-            </w:r>
-            <w:r>
-              <w:rPr>
-                <w:b/>
-              </w:rPr>
-              <w:t xml:space="preserve"> </w:t>
-            </w:r>
-            <w:r>
-              <w:rPr>
-                <w:rFonts w:hint="eastAsia"/>
-                <w:b/>
-              </w:rPr>
-              <w:t>N</w:t>
-            </w:r>
-            <w:r>
-              <w:rPr>
-                <w:b/>
-              </w:rPr>
-              <w:t xml:space="preserve">PC AI </w:t>
-            </w:r>
-            <w:r>
-              <w:rPr>
-                <w:rFonts w:hint="eastAsia"/>
-                <w:b/>
-              </w:rPr>
-              <w:t>시뮬레이터 전술-포위 구현</w:t>
+                <w:rFonts w:hint="eastAsia"/>
+                <w:b/>
+              </w:rPr>
+              <w:t>그랜드밤 전술 전투 구현</w:t>
             </w:r>
           </w:p>
           <w:p>
@@ -731,21 +641,12 @@
           <w:sz w:val="22"/>
         </w:rPr>
       </w:pPr>
-      <w:proofErr w:type="gramStart"/>
-      <w:r>
-        <w:rPr>
-          <w:rFonts w:hint="eastAsia"/>
-          <w:sz w:val="22"/>
-        </w:rPr>
-        <w:t>mu::</w:t>
-      </w:r>
-      <w:proofErr w:type="gramEnd"/>
-      <w:r>
-        <w:rPr>
-          <w:rFonts w:hint="eastAsia"/>
-          <w:sz w:val="22"/>
-        </w:rPr>
-        <w:t>Vec3가 DirectXMath의 XMVECTOR에 대한 wrapper인데,</w:t>
+      <w:r>
+        <w:rPr>
+          <w:rFonts w:hint="eastAsia"/>
+          <w:sz w:val="22"/>
+        </w:rPr>
+        <w:t>mu::Vec3가 DirectXMath의 XMVECTOR에 대한 wrapper인데,</w:t>
       </w:r>
       <w:r>
         <w:rPr>
@@ -1829,20 +1730,20 @@
           <w:rFonts w:hint="eastAsia"/>
           <w:b/>
         </w:rPr>
-        <w:t>S</w:t>
+        <w:t xml:space="preserve">홉 고블린 전술 전투 </w:t>
       </w:r>
       <w:r>
         <w:rPr>
           <w:b/>
         </w:rPr>
-        <w:t xml:space="preserve">eparation force </w:t>
+        <w:t xml:space="preserve">– </w:t>
       </w:r>
       <w:r>
         <w:rPr>
           <w:rFonts w:hint="eastAsia"/>
           <w:b/>
         </w:rPr>
-        <w:t>적용 방식 수정</w:t>
+        <w:t>각개격파 전술 구현</w:t>
       </w:r>
     </w:p>
     <w:p>
@@ -1854,40 +1755,20 @@
         </w:numPr>
         <w:ind w:leftChars="0"/>
       </w:pPr>
-      <w:proofErr w:type="gramStart"/>
-      <w:r>
-        <w:rPr>
-          <w:rFonts w:hint="eastAsia"/>
-        </w:rPr>
-        <w:t>C</w:t>
-      </w:r>
-      <w:r>
-        <w:t>hase /</w:t>
-      </w:r>
-      <w:proofErr w:type="gramEnd"/>
-      <w:r>
-        <w:t xml:space="preserve"> Return </w:t>
-      </w:r>
-      <w:r>
-        <w:rPr>
-          <w:rFonts w:hint="eastAsia"/>
-        </w:rPr>
-        <w:t>상태에서 분리 힘의 수직 성분만 적용하도록 수정하였다.</w:t>
-      </w:r>
-      <w:r>
-        <w:br/>
-      </w:r>
-      <w:r>
-        <w:rPr>
-          <w:rFonts w:hint="eastAsia"/>
-        </w:rPr>
-        <w:t>추격 방향의 역방향 힘이 속도를 감소시키던 문제를 해결하였다.</w:t>
-      </w:r>
-      <w:r>
-        <w:br/>
-      </w:r>
-      <w:r>
-        <w:t>NPC들이 서로 겹치려 할 경우 자연스럽게 밀어내며 이동하고, 정면 충돌 시 멈추는 대신 서로를 피해 지나가도록 개선하였다.</w:t>
+      <w:r>
+        <w:rPr>
+          <w:rFonts w:hint="eastAsia"/>
+        </w:rPr>
+        <w:t>플레이어가 분산 상태일 때</w:t>
+      </w:r>
+      <w:r>
+        <w:t xml:space="preserve"> </w:t>
+      </w:r>
+      <w:r>
+        <w:rPr>
+          <w:rFonts w:hint="eastAsia"/>
+        </w:rPr>
+        <w:t>우선 경계 전술의 대형을 형성한다.</w:t>
       </w:r>
     </w:p>
     <w:p>
@@ -1898,39 +1779,15 @@
           <w:numId w:val="4"/>
         </w:numPr>
         <w:ind w:leftChars="0"/>
-      </w:pPr>
-      <w:r>
-        <w:rPr>
-          <w:rFonts w:hint="eastAsia"/>
-        </w:rPr>
-        <w:t>A</w:t>
-      </w:r>
-      <w:r>
-        <w:t xml:space="preserve">ttackWindup </w:t>
-      </w:r>
-      <w:r>
-        <w:rPr>
-          <w:rFonts w:hint="eastAsia"/>
-        </w:rPr>
-        <w:t>상태의 불필요한 방향 보정 로직을 제거했다.</w:t>
-      </w:r>
-      <w:r>
-        <w:br/>
-      </w:r>
-      <w:r>
-        <w:rPr>
-          <w:rFonts w:hint="eastAsia"/>
-        </w:rPr>
-        <w:t>공격</w:t>
-      </w:r>
-      <w:r>
-        <w:t xml:space="preserve"> 시전 중 NPC들의 방향이 부자연스럽게 틀어지는 현상을 개선하였다</w:t>
-      </w:r>
-      <w:r>
-        <w:rPr>
-          <w:rFonts w:hint="eastAsia"/>
-        </w:rPr>
-        <w:t>.</w:t>
+        <w:rPr>
+          <w:b/>
+        </w:rPr>
+      </w:pPr>
+      <w:r>
+        <w:rPr>
+          <w:rFonts w:hint="eastAsia"/>
+        </w:rPr>
+        <w:t>경계 대형 상태에서 그 때 플레이어가 다시 밀집해있다면 포위를 시도한다.</w:t>
       </w:r>
     </w:p>
     <w:p>
@@ -1941,15 +1798,76 @@
           <w:numId w:val="4"/>
         </w:numPr>
         <w:ind w:leftChars="0"/>
-      </w:pPr>
-      <w:r>
-        <w:t xml:space="preserve">AttackRecover </w:t>
-      </w:r>
-      <w:r>
-        <w:rPr>
-          <w:rFonts w:hint="eastAsia"/>
-        </w:rPr>
-        <w:t>상태에선</w:t>
+        <w:rPr>
+          <w:b/>
+        </w:rPr>
+      </w:pPr>
+      <w:r>
+        <w:rPr>
+          <w:rFonts w:hint="eastAsia"/>
+        </w:rPr>
+        <w:t>그렇지 않고 계속 분산된 상태라면 각개격파 전술을 발동한다.</w:t>
+      </w:r>
+    </w:p>
+    <w:p>
+      <w:pPr>
+        <w:pStyle w:val="a3"/>
+        <w:numPr>
+          <w:ilvl w:val="0"/>
+          <w:numId w:val="4"/>
+        </w:numPr>
+        <w:ind w:leftChars="0"/>
+        <w:rPr>
+          <w:b/>
+        </w:rPr>
+      </w:pPr>
+      <w:r>
+        <w:rPr>
+          <w:rFonts w:hint="eastAsia"/>
+          <w:b/>
+        </w:rPr>
+        <w:t xml:space="preserve">그랜드밤 전술 전투 구현 </w:t>
+      </w:r>
+      <w:r>
+        <w:rPr>
+          <w:b/>
+        </w:rPr>
+        <w:t xml:space="preserve">– </w:t>
+      </w:r>
+      <w:r>
+        <w:rPr>
+          <w:rFonts w:hint="eastAsia"/>
+          <w:b/>
+        </w:rPr>
+        <w:t>방패벽 전술</w:t>
+      </w:r>
+    </w:p>
+    <w:p>
+      <w:pPr>
+        <w:pStyle w:val="a3"/>
+        <w:numPr>
+          <w:ilvl w:val="1"/>
+          <w:numId w:val="4"/>
+        </w:numPr>
+        <w:ind w:leftChars="0"/>
+        <w:rPr>
+          <w:b/>
+        </w:rPr>
+      </w:pPr>
+      <w:r>
+        <w:rPr>
+          <w:rFonts w:hint="eastAsia"/>
+        </w:rPr>
+        <w:t xml:space="preserve">그랜드밤 전투에서 전술은 </w:t>
+      </w:r>
+      <w:r>
+        <w:t>2</w:t>
+      </w:r>
+      <w:r>
+        <w:rPr>
+          <w:rFonts w:hint="eastAsia"/>
+        </w:rPr>
+        <w:t>번 발동한다.</w:t>
       </w:r>
     </w:p>
     <w:p>
@@ -1960,12 +1878,53 @@
           <w:numId w:val="4"/>
         </w:numPr>
         <w:ind w:leftChars="0"/>
-      </w:pPr>
-      <w:r>
-        <w:rPr>
-          <w:rFonts w:hint="eastAsia"/>
-        </w:rPr>
-        <w:t>드리프트 처리와 과밀 판정을 분리하였다.</w:t>
+        <w:rPr>
+          <w:b/>
+        </w:rPr>
+      </w:pPr>
+      <w:r>
+        <w:rPr>
+          <w:rFonts w:hint="eastAsia"/>
+        </w:rPr>
+        <w:t>중간보스의 체력이</w:t>
+      </w:r>
+      <w:r>
+        <w:br/>
+        <w:t>66%</w:t>
+      </w:r>
+      <w:r>
+        <w:rPr>
+          <w:rFonts w:hint="eastAsia"/>
+        </w:rPr>
+        <w:t xml:space="preserve"> 이하일 때와 </w:t>
+      </w:r>
+      <w:r>
+        <w:t xml:space="preserve">33% </w:t>
+      </w:r>
+      <w:r>
+        <w:rPr>
+          <w:rFonts w:hint="eastAsia"/>
+        </w:rPr>
+        <w:t>이하일 때 전술을 발동한다.</w:t>
+      </w:r>
+    </w:p>
+    <w:p>
+      <w:pPr>
+        <w:pStyle w:val="a3"/>
+        <w:numPr>
+          <w:ilvl w:val="1"/>
+          <w:numId w:val="4"/>
+        </w:numPr>
+        <w:ind w:leftChars="0"/>
+        <w:rPr>
+          <w:b/>
+        </w:rPr>
+      </w:pPr>
+      <w:r>
+        <w:rPr>
+          <w:rFonts w:hint="eastAsia"/>
+        </w:rPr>
+        <w:t>그랜드밤 전투에는 슬라임 부대와 뱀 부대가 있다.</w:t>
       </w:r>
     </w:p>
     <w:p>
@@ -1978,37 +1937,230 @@
         <w:ind w:leftChars="0"/>
       </w:pPr>
       <w:r>
-        <w:rPr>
-          <w:rFonts w:hint="eastAsia"/>
-        </w:rPr>
-        <w:t>공격</w:t>
-      </w:r>
-      <w:r>
-        <w:t xml:space="preserve"> 시전 중 매 틱 separation radius를 사용해 반발력을 계산하던 기존 방식은 NPC들이 과도하게 밀려나는 문제가 있었다.</w:t>
-      </w:r>
-      <w:r>
-        <w:br/>
-      </w:r>
-      <w:r>
-        <w:rPr>
-          <w:rFonts w:hint="eastAsia"/>
-        </w:rPr>
-        <w:t>이를</w:t>
-      </w:r>
-      <w:r>
-        <w:t xml:space="preserve"> 해결하기 위해 실제 몸 크기에 해당하는 body radius 기반의 최소 반발만 적용하여 자연스러운 움직임을 구현하였다.</w:t>
-      </w:r>
-      <w:r>
-        <w:br/>
-      </w:r>
-      <w:r>
-        <w:rPr>
-          <w:rFonts w:hint="eastAsia"/>
-        </w:rPr>
-        <w:t>또한</w:t>
-      </w:r>
-      <w:r>
-        <w:t xml:space="preserve"> AttackRecover 상태 종료 이후에만 separation radius를 이용해 밀집 여부를 판정하고, 필요 시 서로 밀어내도록 수정하였다.</w:t>
+        <w:t>그랜드밤 방패벽 전술에서 슬라임 부대와 뱀 부대의 역할</w:t>
+      </w:r>
+    </w:p>
+    <w:p>
+      <w:pPr>
+        <w:pStyle w:val="a3"/>
+        <w:numPr>
+          <w:ilvl w:val="3"/>
+          <w:numId w:val="4"/>
+        </w:numPr>
+        <w:ind w:leftChars="0"/>
+      </w:pPr>
+      <w:r>
+        <w:rPr>
+          <w:rFonts w:hint="eastAsia"/>
+        </w:rPr>
+        <w:t>그랜드밤</w:t>
+      </w:r>
+      <w:r>
+        <w:t xml:space="preserve"> 전투의 방패벽 전술은 슬라임 부대와 뱀 부대가 서로 다른 역할을</w:t>
+      </w:r>
+      <w:r>
+        <w:br/>
+      </w:r>
+      <w:r>
+        <w:t>맡도록 구성하였다.</w:t>
+      </w:r>
+      <w:r>
+        <w:br/>
+      </w:r>
+      <w:r>
+        <w:t>슬라임 부대는 방패벽의 본체 역할을 한다. 방패벽 발동 시 살아 있는 슬라임들이</w:t>
+      </w:r>
+      <w:r>
+        <w:br/>
+      </w:r>
+      <w:r>
+        <w:rPr>
+          <w:rFonts w:hint="eastAsia"/>
+        </w:rPr>
+        <w:t>중간보스</w:t>
+      </w:r>
+      <w:r>
+        <w:t xml:space="preserve"> 주변에 원형으로 배치되어 `RingGuard` 대형을 만들고,</w:t>
+      </w:r>
+      <w:r>
+        <w:br/>
+      </w:r>
+      <w:r>
+        <w:t xml:space="preserve">플레이어가 </w:t>
+      </w:r>
+      <w:r>
+        <w:rPr>
+          <w:rFonts w:hint="eastAsia"/>
+        </w:rPr>
+        <w:t>중간</w:t>
+      </w:r>
+      <w:r>
+        <w:t>보스에게 접근하지 못하도록 물리적인 차단선을 형성한다.</w:t>
+      </w:r>
+      <w:r>
+        <w:br/>
+      </w:r>
+      <w:r>
+        <w:t xml:space="preserve">또한 방패벽 유지 중에는 </w:t>
+      </w:r>
+      <w:r>
+        <w:rPr>
+          <w:rFonts w:hint="eastAsia"/>
+        </w:rPr>
+        <w:t>중간보스와</w:t>
+      </w:r>
+      <w:r>
+        <w:t xml:space="preserve"> 슬라임들이 받는 피해를 </w:t>
+      </w:r>
+      <w:r>
+        <w:rPr>
+          <w:rFonts w:hint="eastAsia"/>
+        </w:rPr>
+        <w:t>9</w:t>
+      </w:r>
+      <w:r>
+        <w:t>0%</w:t>
+      </w:r>
+      <w:r>
+        <w:t xml:space="preserve"> 줄여,</w:t>
+      </w:r>
+      <w:r>
+        <w:br/>
+      </w:r>
+      <w:r>
+        <w:t>플레이어가 먼저 방패벽을 해체하도록 유도했다.</w:t>
+      </w:r>
+    </w:p>
+    <w:p>
+      <w:pPr>
+        <w:pStyle w:val="a3"/>
+        <w:numPr>
+          <w:ilvl w:val="3"/>
+          <w:numId w:val="4"/>
+        </w:numPr>
+        <w:ind w:leftChars="0"/>
+      </w:pPr>
+      <w:r>
+        <w:rPr>
+          <w:rFonts w:hint="eastAsia"/>
+        </w:rPr>
+        <w:t>뱀</w:t>
+      </w:r>
+      <w:r>
+        <w:t xml:space="preserve"> 부대는 방패벽을 직접 구성하는 부대가 아니라, 방패벽 전술을 보조하는</w:t>
+      </w:r>
+      <w:r>
+        <w:br/>
+      </w:r>
+      <w:r>
+        <w:t>외곽 기습 자원으로 사용하였다.</w:t>
+      </w:r>
+      <w:r>
+        <w:br/>
+      </w:r>
+      <w:r>
+        <w:t>방패벽 발동 전에는 원본 뱀 부대를 보존하기 위해 일반 전투에 적극 투입하지 않고,</w:t>
+      </w:r>
+      <w:r>
+        <w:br/>
+      </w:r>
+      <w:r>
+        <w:t>플레이어와 거리를 유지하며 분산 회피하도록 했다.</w:t>
+      </w:r>
+      <w:r>
+        <w:br/>
+      </w:r>
+      <w:r>
+        <w:t>방패벽이 발동되면 살아남은 원본 뱀 수를 기준으로 임시 외곽 뱀 웨이브가 생성되고,</w:t>
+      </w:r>
+      <w:r>
+        <w:br/>
+      </w:r>
+      <w:r>
+        <w:t>이 웨이브가 플레이어를 바깥쪽에서 압박한다.</w:t>
+      </w:r>
+      <w:r>
+        <w:br/>
+      </w:r>
+      <w:r>
+        <w:br/>
+      </w:r>
+      <w:r>
+        <w:rPr>
+          <w:rFonts w:hint="eastAsia"/>
+        </w:rPr>
+        <w:t>외곽 뱀의 수는 이렇게 계산된다.</w:t>
+      </w:r>
+      <w:r>
+        <w:br/>
+        <w:t>spawnCount = min(생존 원본 뱀 수 * 10, 60)</w:t>
+      </w:r>
+      <w:r>
+        <w:br/>
+        <w:t>spawnCount를 4의 배수로 내림 ( 4</w:t>
+      </w:r>
+      <w:r>
+        <w:rPr>
+          <w:rFonts w:hint="eastAsia"/>
+        </w:rPr>
+        <w:t xml:space="preserve">명의 플레이어에게 골고루 분배하기 위해서 </w:t>
+      </w:r>
+      <w:r>
+        <w:t>)</w:t>
+      </w:r>
+    </w:p>
+    <w:p>
+      <w:pPr>
+        <w:pStyle w:val="a3"/>
+        <w:numPr>
+          <w:ilvl w:val="3"/>
+          <w:numId w:val="4"/>
+        </w:numPr>
+        <w:ind w:leftChars="0"/>
+      </w:pPr>
+      <w:r>
+        <w:rPr>
+          <w:rFonts w:hint="eastAsia"/>
+        </w:rPr>
+        <w:t>따라서</w:t>
+      </w:r>
+      <w:r>
+        <w:t xml:space="preserve"> 슬라임 부대는 “보스를 보호하는 방패벽”, 뱀 부대는 “방패벽 중 플레이어를</w:t>
+      </w:r>
+      <w:r>
+        <w:br/>
+      </w:r>
+      <w:r>
+        <w:t>흔드는 외곽 기습 병력”으로 역할을 나누었다.</w:t>
+      </w:r>
+      <w:r>
+        <w:br/>
+      </w:r>
+      <w:r>
+        <w:t>이 구조를 통해 플레이어는 단순히 보스만 공격하는 것이 아니라,</w:t>
+      </w:r>
+      <w:r>
+        <w:br/>
+      </w:r>
+      <w:r>
+        <w:t>슬라임 방패벽을 돌파할지, 외곽 뱀 웨이브를 먼저 처리할지 판단해야 하는</w:t>
+      </w:r>
+      <w:r>
+        <w:br/>
+      </w:r>
+      <w:r>
+        <w:t>전투 상황을 경험하게 된다.</w:t>
+      </w:r>
+    </w:p>
+    <w:p>
+      <w:pPr>
+        <w:widowControl/>
+        <w:wordWrap/>
+        <w:autoSpaceDE/>
+        <w:autoSpaceDN/>
+      </w:pPr>
+      <w:r>
+        <w:br w:type="page"/>
       </w:r>
     </w:p>
     <w:p>
@@ -2019,162 +2171,16 @@
           <w:numId w:val="4"/>
         </w:numPr>
         <w:ind w:leftChars="0"/>
-        <w:rPr>
+      </w:pPr>
+      <w:r>
+        <w:rPr>
+          <w:rFonts w:hint="eastAsia"/>
           <w:b/>
         </w:rPr>
-      </w:pPr>
-      <w:r>
-        <w:rPr>
-          <w:b/>
-        </w:rPr>
-        <w:t xml:space="preserve">NPC </w:t>
-      </w:r>
-      <w:r>
-        <w:rPr>
-          <w:rFonts w:hint="eastAsia"/>
-          <w:b/>
-        </w:rPr>
-        <w:t>반응 딜레이 시스템</w:t>
-      </w:r>
-    </w:p>
-    <w:tbl>
-      <w:tblPr>
-        <w:tblStyle w:val="a8"/>
-        <w:tblpPr w:leftFromText="142" w:rightFromText="142" w:vertAnchor="text" w:horzAnchor="margin" w:tblpXSpec="center" w:tblpY="1546"/>
-        <w:tblW w:w="0" w:type="auto"/>
-        <w:tblLook w:val="04A0" w:firstRow="1" w:lastRow="0" w:firstColumn="1" w:lastColumn="0" w:noHBand="0" w:noVBand="1"/>
-      </w:tblPr>
-      <w:tblGrid>
-        <w:gridCol w:w="3908"/>
-        <w:gridCol w:w="3908"/>
-      </w:tblGrid>
-      <w:tr>
-        <w:tc>
-          <w:tcPr>
-            <w:tcW w:w="3908" w:type="dxa"/>
-          </w:tcPr>
-          <w:p>
-            <w:pPr>
-              <w:pStyle w:val="a3"/>
-              <w:ind w:leftChars="0" w:left="0"/>
-            </w:pPr>
-            <w:r>
-              <w:rPr>
-                <w:rFonts w:hint="eastAsia"/>
-              </w:rPr>
-              <w:t>상태 전이</w:t>
-            </w:r>
-          </w:p>
-        </w:tc>
-        <w:tc>
-          <w:tcPr>
-            <w:tcW w:w="3908" w:type="dxa"/>
-          </w:tcPr>
-          <w:p>
-            <w:pPr>
-              <w:pStyle w:val="a3"/>
-              <w:ind w:leftChars="0" w:left="0"/>
-            </w:pPr>
-            <w:r>
-              <w:rPr>
-                <w:rFonts w:hint="eastAsia"/>
-              </w:rPr>
-              <w:t>딜레이</w:t>
-            </w:r>
-          </w:p>
-        </w:tc>
-      </w:tr>
-      <w:tr>
-        <w:tc>
-          <w:tcPr>
-            <w:tcW w:w="3908" w:type="dxa"/>
-          </w:tcPr>
-          <w:p>
-            <w:pPr>
-              <w:pStyle w:val="a3"/>
-              <w:ind w:leftChars="0" w:left="0"/>
-            </w:pPr>
-            <w:r>
-              <w:rPr>
-                <w:rFonts w:hint="eastAsia"/>
-              </w:rPr>
-              <w:t>I</w:t>
-            </w:r>
-            <w:r>
-              <w:t>dle -&gt; Chase</w:t>
-            </w:r>
-          </w:p>
-        </w:tc>
-        <w:tc>
-          <w:tcPr>
-            <w:tcW w:w="3908" w:type="dxa"/>
-          </w:tcPr>
-          <w:p>
-            <w:r>
-              <w:rPr>
-                <w:rFonts w:hint="eastAsia"/>
-              </w:rPr>
-              <w:t>0</w:t>
-            </w:r>
-            <w:r>
-              <w:t xml:space="preserve"> ~ 0.3</w:t>
-            </w:r>
-            <w:r>
-              <w:rPr>
-                <w:rFonts w:hint="eastAsia"/>
-              </w:rPr>
-              <w:t>초</w:t>
-            </w:r>
-          </w:p>
-        </w:tc>
-      </w:tr>
-      <w:tr>
-        <w:tc>
-          <w:tcPr>
-            <w:tcW w:w="3908" w:type="dxa"/>
-          </w:tcPr>
-          <w:p>
-            <w:pPr>
-              <w:pStyle w:val="a3"/>
-              <w:ind w:leftChars="0" w:left="0"/>
-            </w:pPr>
-            <w:r>
-              <w:rPr>
-                <w:rFonts w:hint="eastAsia"/>
-              </w:rPr>
-              <w:t>I</w:t>
-            </w:r>
-            <w:r>
-              <w:t>dle -&gt; Investigate</w:t>
-            </w:r>
-          </w:p>
-        </w:tc>
-        <w:tc>
-          <w:tcPr>
-            <w:tcW w:w="3908" w:type="dxa"/>
-          </w:tcPr>
-          <w:p>
-            <w:pPr>
-              <w:pStyle w:val="a3"/>
-              <w:numPr>
-                <w:ilvl w:val="0"/>
-                <w:numId w:val="5"/>
-              </w:numPr>
-              <w:ind w:leftChars="0"/>
-            </w:pPr>
-            <w:r>
-              <w:t>~ 2.0</w:t>
-            </w:r>
-            <w:r>
-              <w:rPr>
-                <w:rFonts w:hint="eastAsia"/>
-              </w:rPr>
-              <w:t>초</w:t>
-            </w:r>
-          </w:p>
-        </w:tc>
-      </w:tr>
-    </w:tbl>
+        <w:lastRenderedPageBreak/>
+        <w:t>전술 전투에 쓰인 수학 계산</w:t>
+      </w:r>
+    </w:p>
     <w:p>
       <w:pPr>
         <w:pStyle w:val="a3"/>
@@ -2185,56 +2191,171 @@
         <w:ind w:leftChars="0"/>
       </w:pPr>
       <w:r>
-        <w:t>Idle 상태의 NPC들이 동시에 반응하는 현상을 줄이기 위해 랜덤 반응 지연 시스템을</w:t>
-      </w:r>
-      <w:r>
-        <w:br/>
-        <w:t>추가하였다.</w:t>
-      </w:r>
-      <w:r>
-        <w:br/>
-      </w:r>
-      <w:r>
-        <w:rPr>
-          <w:rFonts w:hint="eastAsia"/>
-        </w:rPr>
-        <w:t>이를</w:t>
-      </w:r>
-      <w:r>
-        <w:t xml:space="preserve"> 통해 집단 행동의 기계적인 느낌을 완화하고 보다 자연스러운 반응 흐름을</w:t>
-      </w:r>
-      <w:r>
-        <w:br/>
-        <w:t>구현하였다.</w:t>
-      </w:r>
-      <w:r>
-        <w:br/>
-      </w:r>
-      <w:r>
-        <w:br/>
-      </w:r>
-      <w:r>
-        <w:br/>
-      </w:r>
-    </w:p>
-    <w:p>
-      <w:pPr>
-        <w:pStyle w:val="a3"/>
-        <w:numPr>
-          <w:ilvl w:val="0"/>
-          <w:numId w:val="4"/>
-        </w:numPr>
-        <w:ind w:leftChars="0"/>
-        <w:rPr>
+        <w:rPr>
+          <w:rFonts w:hint="eastAsia"/>
           <w:b/>
         </w:rPr>
-      </w:pPr>
-      <w:r>
-        <w:rPr>
-          <w:rFonts w:hint="eastAsia"/>
-          <w:b/>
-        </w:rPr>
-        <w:t>고블린 시체 소멸 및 리스폰</w:t>
+        <w:t>대형 생성의 기본 원리</w:t>
+      </w:r>
+      <w:r>
+        <w:rPr>
+          <w:rFonts w:hint="eastAsia"/>
+        </w:rPr>
+        <w:t>는 다음과 같다.</w:t>
+      </w:r>
+      <w:r>
+        <w:br/>
+      </w:r>
+      <w:r>
+        <w:rPr>
+          <w:rFonts w:eastAsiaTheme="minorHAnsi"/>
+        </w:rPr>
+        <w:t>→</w:t>
+      </w:r>
+      <w:r>
+        <w:t xml:space="preserve"> </w:t>
+      </w:r>
+      <w:r>
+        <w:t>slot = center + right * xOffset + forward * zOffset;</w:t>
+      </w:r>
+      <w:r>
+        <w:br/>
+      </w:r>
+      <w:r>
+        <w:br/>
+      </w:r>
+      <w:r>
+        <w:rPr>
+          <w:rFonts w:hint="eastAsia"/>
+        </w:rPr>
+        <w:t xml:space="preserve">여기서 </w:t>
+      </w:r>
+      <w:r>
+        <w:t>center</w:t>
+      </w:r>
+      <w:r>
+        <w:rPr>
+          <w:rFonts w:hint="eastAsia"/>
+        </w:rPr>
+        <w:t>는 대형의 기준 위치,</w:t>
+      </w:r>
+      <w:r>
+        <w:t xml:space="preserve"> </w:t>
+      </w:r>
+      <w:r>
+        <w:rPr>
+          <w:rFonts w:hint="eastAsia"/>
+        </w:rPr>
+        <w:t>f</w:t>
+      </w:r>
+      <w:r>
+        <w:t>orward</w:t>
+      </w:r>
+      <w:r>
+        <w:rPr>
+          <w:rFonts w:hint="eastAsia"/>
+        </w:rPr>
+        <w:t>는 대형이 바라보는 방향,</w:t>
+      </w:r>
+      <w:r>
+        <w:br/>
+        <w:t>right</w:t>
+      </w:r>
+      <w:r>
+        <w:rPr>
+          <w:rFonts w:hint="eastAsia"/>
+        </w:rPr>
+        <w:t xml:space="preserve">는 </w:t>
+      </w:r>
+      <w:r>
+        <w:t>forward</w:t>
+      </w:r>
+      <w:r>
+        <w:rPr>
+          <w:rFonts w:hint="eastAsia"/>
+        </w:rPr>
+        <w:t xml:space="preserve">를 </w:t>
+      </w:r>
+      <w:r>
+        <w:t xml:space="preserve">XZ </w:t>
+      </w:r>
+      <w:r>
+        <w:rPr>
+          <w:rFonts w:hint="eastAsia"/>
+        </w:rPr>
+        <w:t xml:space="preserve">평면에서 </w:t>
+      </w:r>
+      <w:r>
+        <w:t>90</w:t>
+      </w:r>
+      <w:r>
+        <w:rPr>
+          <w:rFonts w:hint="eastAsia"/>
+        </w:rPr>
+        <w:t>도 회전시킨 오른쪽 방향이다.</w:t>
+      </w:r>
+      <w:r>
+        <w:br/>
+      </w:r>
+      <w:r>
+        <w:rPr>
+          <w:rFonts w:eastAsiaTheme="minorHAnsi"/>
+        </w:rPr>
+        <w:t>→</w:t>
+      </w:r>
+      <w:r>
+        <w:t xml:space="preserve"> </w:t>
+      </w:r>
+      <w:r>
+        <w:t>right = Vec3{ -forward.z, 0.f, forward.x };</w:t>
+      </w:r>
+      <w:r>
+        <w:br/>
+      </w:r>
+      <w:r>
+        <w:br/>
+      </w:r>
+      <w:r>
+        <w:rPr>
+          <w:rFonts w:hint="eastAsia"/>
+        </w:rPr>
+        <w:t>즉,</w:t>
+      </w:r>
+      <w:r>
+        <w:t xml:space="preserve"> NPC</w:t>
+      </w:r>
+      <w:r>
+        <w:rPr>
+          <w:rFonts w:hint="eastAsia"/>
+        </w:rPr>
+        <w:t>의 배치 위치는 기준점으로부터 좌우 방향과 앞뒤 방향의 오프셋을 더해 계산된다.</w:t>
+      </w:r>
+      <w:r>
+        <w:br/>
+      </w:r>
+      <w:r>
+        <w:rPr>
+          <w:rFonts w:hint="eastAsia"/>
+        </w:rPr>
+        <w:t>이 방식을 사용하면 월드 좌표에 고정된 대형이 아니라,</w:t>
+      </w:r>
+      <w:r>
+        <w:t xml:space="preserve"> </w:t>
+      </w:r>
+      <w:r>
+        <w:rPr>
+          <w:rFonts w:hint="eastAsia"/>
+        </w:rPr>
+        <w:t>전투 방향에 따라 회전되는</w:t>
+      </w:r>
+      <w:r>
+        <w:br/>
+      </w:r>
+      <w:r>
+        <w:rPr>
+          <w:rFonts w:hint="eastAsia"/>
+        </w:rPr>
+        <w:t>대형을 만들 수 있다.</w:t>
       </w:r>
     </w:p>
     <w:p>
@@ -2247,64 +2368,91 @@
         <w:ind w:leftChars="0"/>
       </w:pPr>
       <w:r>
-        <w:t>NPC 사망 이후 일정 시간</w:t>
-      </w:r>
-      <w:r>
-        <w:rPr>
-          <w:rFonts w:hint="eastAsia"/>
-        </w:rPr>
-        <w:t>(</w:t>
-      </w:r>
-      <w:r>
-        <w:t>15</w:t>
-      </w:r>
-      <w:r>
-        <w:rPr>
-          <w:rFonts w:hint="eastAsia"/>
-        </w:rPr>
-        <w:t>초)</w:t>
-      </w:r>
-      <w:r>
-        <w:t>이 지나면 시체를 제거하고,</w:t>
-      </w:r>
-      <w:r>
-        <w:br/>
-      </w:r>
-      <w:r>
-        <w:t>설정된 시간 후 스폰 위치에서 리스폰되도록 구현하였다.</w:t>
-      </w:r>
-    </w:p>
-    <w:p>
-      <w:pPr>
-        <w:pStyle w:val="a3"/>
-        <w:numPr>
-          <w:ilvl w:val="0"/>
-          <w:numId w:val="4"/>
-        </w:numPr>
-        <w:ind w:leftChars="0"/>
-        <w:rPr>
+        <w:rPr>
+          <w:rFonts w:hint="eastAsia"/>
           <w:b/>
         </w:rPr>
-      </w:pPr>
-      <w:r>
-        <w:rPr>
-          <w:rFonts w:hint="eastAsia"/>
-          <w:b/>
-        </w:rPr>
-        <w:t>N</w:t>
-      </w:r>
-      <w:r>
-        <w:rPr>
-          <w:b/>
-        </w:rPr>
-        <w:t xml:space="preserve">PC AI </w:t>
-      </w:r>
-      <w:r>
-        <w:rPr>
-          <w:rFonts w:hint="eastAsia"/>
-          <w:b/>
-        </w:rPr>
-        <w:t>시뮬레이터 전술-포위 구현</w:t>
+        <w:t>밀집 대형</w:t>
+      </w:r>
+      <w:r>
+        <w:br/>
+      </w:r>
+      <w:r>
+        <w:rPr>
+          <w:rFonts w:hint="eastAsia"/>
+        </w:rPr>
+        <w:t>밀집 대형은 직사각형 그리드 형태로 구성하였다.</w:t>
+      </w:r>
+      <w:r>
+        <w:t xml:space="preserve"> </w:t>
+      </w:r>
+      <w:r>
+        <w:rPr>
+          <w:rFonts w:hint="eastAsia"/>
+        </w:rPr>
+        <w:t>분대원의 수에 따라 행과 열을 계산하고,</w:t>
+      </w:r>
+      <w:r>
+        <w:br/>
+      </w:r>
+      <w:r>
+        <w:rPr>
+          <w:rFonts w:hint="eastAsia"/>
+        </w:rPr>
+        <w:t xml:space="preserve">각 </w:t>
+      </w:r>
+      <w:r>
+        <w:t>NPC</w:t>
+      </w:r>
+      <w:r>
+        <w:rPr>
+          <w:rFonts w:hint="eastAsia"/>
+        </w:rPr>
+        <w:t>를 일정 간격으로 배치한다.</w:t>
+      </w:r>
+      <w:r>
+        <w:br/>
+      </w:r>
+      <w:r>
+        <w:br/>
+        <w:t>colOff = (col - (cols - 1) * 0.5f) * spacing;</w:t>
+      </w:r>
+      <w:r>
+        <w:br/>
+        <w:t>rowOff = (row - (rows - 1) * 0.5f) * spacing;</w:t>
+      </w:r>
+      <w:r>
+        <w:br/>
+        <w:t>slot = center + right * colOff + forward * rowOff;</w:t>
+      </w:r>
+      <w:r>
+        <w:br/>
+      </w:r>
+      <w:r>
+        <w:br/>
+        <w:t>(cols - 1) * 0.5f를 빼는 이유는 대형을 가운데 정렬하기 위해서이다.</w:t>
+      </w:r>
+      <w:r>
+        <w:br/>
+      </w:r>
+      <w:r>
+        <w:rPr>
+          <w:rFonts w:hint="eastAsia"/>
+        </w:rPr>
+        <w:t>예를</w:t>
+      </w:r>
+      <w:r>
+        <w:t xml:space="preserve"> 들어 열이 3개라면 col 값은 0, 1, 2이고, 가운데를 기준으로 바꾸면 -1, 0, 1이 된다.</w:t>
+      </w:r>
+      <w:r>
+        <w:br/>
+        <w:t>그래서 NPC</w:t>
+      </w:r>
+      <w:r>
+        <w:rPr>
+          <w:rFonts w:hint="eastAsia"/>
+        </w:rPr>
+        <w:t>들이 기준점을 중심으로 좌우 균등하게 배치된다.</w:t>
       </w:r>
     </w:p>
     <w:p>
@@ -2319,17 +2467,103 @@
       <w:r>
         <w:rPr>
           <w:rFonts w:hint="eastAsia"/>
-        </w:rPr>
-        <w:t>시뮬레이션</w:t>
-      </w:r>
-      <w:r>
-        <w:t xml:space="preserve"> 시작 시 중간보스의 명령에 따라 각 Squad가 지정된 대형을</w:t>
-      </w:r>
-      <w:r>
-        <w:br/>
-      </w:r>
-      <w:r>
-        <w:t>형성하도록 구현하였다.</w:t>
+          <w:b/>
+        </w:rPr>
+        <w:t>포위 대형</w:t>
+      </w:r>
+      <w:r>
+        <w:br/>
+      </w:r>
+      <w:r>
+        <w:rPr>
+          <w:rFonts w:hint="eastAsia"/>
+        </w:rPr>
+        <w:t>포위</w:t>
+      </w:r>
+      <w:r>
+        <w:t xml:space="preserve"> 대형은 목표 지점을 중심으로 원형 슬롯을 생성한다.</w:t>
+      </w:r>
+      <w:r>
+        <w:br/>
+      </w:r>
+      <w:r>
+        <w:rPr>
+          <w:rFonts w:eastAsiaTheme="minorHAnsi"/>
+        </w:rPr>
+        <w:t>→</w:t>
+      </w:r>
+      <w:r>
+        <w:t xml:space="preserve"> slot = targetPos + Vec3{ cos(angle), 0.f, sin(angle) } * radius;</w:t>
+      </w:r>
+      <w:r>
+        <w:br/>
+      </w:r>
+      <w:r>
+        <w:rPr>
+          <w:rFonts w:hint="eastAsia"/>
+        </w:rPr>
+        <w:t>여기서</w:t>
+      </w:r>
+      <w:r>
+        <w:t xml:space="preserve"> angle은 원 위의 방향을 의미하고, radius는 타겟으로부터 떨어질 거리이다.</w:t>
+      </w:r>
+      <w:r>
+        <w:br/>
+      </w:r>
+      <w:r>
+        <w:br/>
+      </w:r>
+      <w:r>
+        <w:rPr>
+          <w:rFonts w:hint="eastAsia"/>
+        </w:rPr>
+        <w:t>즉</w:t>
+      </w:r>
+      <w:r>
+        <w:t>, cos(angle)은 X축 방향 위치, sin(angle)은 Z축 방향 위치를 만든다.</w:t>
+      </w:r>
+      <w:r>
+        <w:br/>
+        <w:t>angle = 0도    → 오른쪽</w:t>
+      </w:r>
+      <w:r>
+        <w:br/>
+        <w:t>angle = 90도   → 앞쪽</w:t>
+      </w:r>
+      <w:r>
+        <w:br/>
+        <w:t>angle = 180도  → 왼쪽</w:t>
+      </w:r>
+      <w:r>
+        <w:br/>
+        <w:t>angle = 270도  → 뒤쪽</w:t>
+      </w:r>
+      <w:r>
+        <w:br/>
+      </w:r>
+      <w:r>
+        <w:br/>
+      </w:r>
+      <w:r>
+        <w:rPr>
+          <w:rFonts w:hint="eastAsia"/>
+        </w:rPr>
+        <w:t>각</w:t>
+      </w:r>
+      <w:r>
+        <w:t xml:space="preserve"> 분대는 전체 원을 모두 쓰는 것이 아니라 자신에게 할당된 sector만 사용한다.</w:t>
+      </w:r>
+      <w:r>
+        <w:br/>
+      </w:r>
+      <w:r>
+        <w:rPr>
+          <w:rFonts w:hint="eastAsia"/>
+        </w:rPr>
+        <w:t>이를</w:t>
+      </w:r>
+      <w:r>
+        <w:t xml:space="preserve"> 통해 여러 분대가 같은 위치를 차지하지 않고, 각자 맡은 부채꼴 영역에서 포위 위치를 잡는다.</w:t>
       </w:r>
     </w:p>
     <w:p>
@@ -2344,42 +2578,103 @@
       <w:r>
         <w:rPr>
           <w:rFonts w:hint="eastAsia"/>
-        </w:rPr>
-        <w:t>모든</w:t>
-      </w:r>
-      <w:r>
-        <w:t xml:space="preserve"> Squad가 대형을 완료하면 중간보스가 플레이어에 대한 Chase 명령을 내리고, Squad 단위로 플레이어를 추격 및 공격하도록 구현하였다</w:t>
-      </w:r>
-      <w:r>
-        <w:rPr>
-          <w:rFonts w:hint="eastAsia"/>
-        </w:rPr>
-        <w:t>.</w:t>
-      </w:r>
-    </w:p>
-    <w:p>
-      <w:pPr>
-        <w:pStyle w:val="a3"/>
-        <w:numPr>
-          <w:ilvl w:val="1"/>
-          <w:numId w:val="4"/>
-        </w:numPr>
-        <w:ind w:leftChars="0"/>
-      </w:pPr>
-      <w:r>
-        <w:rPr>
-          <w:rFonts w:hint="eastAsia"/>
-        </w:rPr>
-        <w:t>중간보스의</w:t>
-      </w:r>
-      <w:r>
-        <w:t xml:space="preserve"> HP가 70% 미만이 되거나 특정 Squad의 생존 인원이 80% 이하로 감소할 경우, 전술 행동이 활성화되도록 구현하였다</w:t>
-      </w:r>
-      <w:r>
-        <w:rPr>
-          <w:rFonts w:hint="eastAsia"/>
-        </w:rPr>
-        <w:t>.</w:t>
+          <w:b/>
+        </w:rPr>
+        <w:t>쐐기 대형</w:t>
+      </w:r>
+      <w:r>
+        <w:rPr>
+          <w:b/>
+        </w:rPr>
+        <w:br/>
+      </w:r>
+      <w:r>
+        <w:rPr>
+          <w:rFonts w:hint="eastAsia"/>
+        </w:rPr>
+        <w:t>쐐기</w:t>
+      </w:r>
+      <w:r>
+        <w:t xml:space="preserve"> 대형은 돌격용 대형으로, 앞쪽에 1명이 위치하고 뒤로 갈수록 인원이 늘어나는</w:t>
+      </w:r>
+      <w:r>
+        <w:br/>
+        <w:t>삼각형 구조이다.</w:t>
+      </w:r>
+      <w:r>
+        <w:br/>
+      </w:r>
+      <w:r>
+        <w:rPr>
+          <w:rFonts w:eastAsiaTheme="minorHAnsi"/>
+        </w:rPr>
+        <w:t>→</w:t>
+      </w:r>
+      <w:r>
+        <w:t xml:space="preserve"> slot = apex - forward * backOffset + right * lateral;</w:t>
+      </w:r>
+      <w:r>
+        <w:br/>
+      </w:r>
+      <w:r>
+        <w:lastRenderedPageBreak/>
+        <w:t>apex는 쐐기의 꼭짓점이고, backOffset은 뒤로 물러나는 거리, lateral은 좌우로 벌어지는 거리이다.</w:t>
+      </w:r>
+      <w:r>
+        <w:br/>
+      </w:r>
+      <w:r>
+        <w:br/>
+      </w:r>
+      <w:r>
+        <w:rPr>
+          <w:rFonts w:hint="eastAsia"/>
+        </w:rPr>
+        <w:t>구조는</w:t>
+      </w:r>
+      <w:r>
+        <w:t xml:space="preserve"> 다음과 같다.</w:t>
+      </w:r>
+      <w:r>
+        <w:br/>
+        <w:t xml:space="preserve">      1</w:t>
+      </w:r>
+      <w:r>
+        <w:br/>
+        <w:t xml:space="preserve">    2   3</w:t>
+      </w:r>
+      <w:r>
+        <w:br/>
+        <w:t xml:space="preserve">  4   5   6</w:t>
+      </w:r>
+      <w:r>
+        <w:br/>
+        <w:t>7   8   9   10</w:t>
+      </w:r>
+      <w:r>
+        <w:br/>
+      </w:r>
+      <w:r>
+        <w:rPr>
+          <w:rFonts w:hint="eastAsia"/>
+        </w:rPr>
+        <w:t>이</w:t>
+      </w:r>
+      <w:r>
+        <w:t xml:space="preserve"> 방식은 분대가 한 점으로 뭉치지 않고, 돌격 방향을 기준으로 넓게 퍼진 형태를 유지하게 해준다.</w:t>
+      </w:r>
+    </w:p>
+    <w:p>
+      <w:pPr>
+        <w:rPr>
+          <w:rFonts w:hint="eastAsia"/>
+        </w:rPr>
+      </w:pPr>
+      <w:r>
+        <w:rPr>
+          <w:b/>
+        </w:rPr>
+        <w:br w:type="page"/>
       </w:r>
     </w:p>
     <w:tbl>
@@ -2677,8 +2972,10 @@
                 <w:bCs/>
                 <w:szCs w:val="20"/>
               </w:rPr>
-              <w:t>나머지 전술 구현</w:t>
-            </w:r>
+              <w:t>이시스 전술 전투 구현</w:t>
+            </w:r>
+            <w:bookmarkStart w:id="0" w:name="_GoBack"/>
+            <w:bookmarkEnd w:id="0"/>
           </w:p>
           <w:p>
             <w:pPr>
@@ -2805,7 +3102,7 @@
 </file>
 
 <file path=word/endnotes.xml><?xml version="1.0" encoding="utf-8"?>
-<w:endnotes xmlns:wpc="http://schemas.microsoft.com/office/word/2010/wordprocessingCanvas" xmlns:cx="http://schemas.microsoft.com/office/drawing/2014/chartex" xmlns:cx1="http://schemas.microsoft.com/office/drawing/2015/9/8/chartex" xmlns:cx2="http://schemas.microsoft.com/office/drawing/2015/10/21/chartex" xmlns:cx3="http://schemas.microsoft.com/office/drawing/2016/5/9/chartex" xmlns:cx4="http://schemas.microsoft.com/office/drawing/2016/5/10/chartex" xmlns:cx5="http://schemas.microsoft.com/office/drawing/2016/5/11/chartex" xmlns:cx6="http://schemas.microsoft.com/office/drawing/2016/5/12/chartex" xmlns:cx7="http://schemas.microsoft.com/office/drawing/2016/5/13/chartex" xmlns:cx8="http://schemas.microsoft.com/office/drawing/2016/5/14/chartex" xmlns:mc="http://schemas.openxmlformats.org/markup-compatibility/2006" xmlns:aink="http://schemas.microsoft.com/office/drawing/2016/ink" xmlns:am3d="http://schemas.microsoft.com/office/drawing/2017/model3d" xmlns:o="urn:schemas-microsoft-com:office:office" xmlns:oel="http://schemas.microsoft.com/office/2019/extlst" xmlns:r="http://schemas.openxmlformats.org/officeDocument/2006/relationships" xmlns:m="http://schemas.openxmlformats.org/officeDocument/2006/math" xmlns:v="urn:schemas-microsoft-com:vml" xmlns:wp14="http://schemas.microsoft.com/office/word/2010/wordprocessingDrawing" xmlns:wp="http://schemas.openxmlformats.org/drawingml/2006/wordprocessingDrawing" xmlns:w10="urn:schemas-microsoft-com:office:word" xmlns:w="http://schemas.openxmlformats.org/wordprocessingml/2006/main" xmlns:w14="http://schemas.microsoft.com/office/word/2010/wordml" xmlns:w15="http://schemas.microsoft.com/office/word/2012/wordml" xmlns:w16cex="http://schemas.microsoft.com/office/word/2018/wordml/cex" xmlns:w16cid="http://schemas.microsoft.com/office/word/2016/wordml/cid" xmlns:w16="http://schemas.microsoft.com/office/word/2018/wordml" xmlns:w16du="http://schemas.microsoft.com/office/word/2023/wordml/word16du" xmlns:w16sdtdh="http://schemas.microsoft.com/office/word/2020/wordml/sdtdatahash" xmlns:w16sdtfl="http://schemas.microsoft.com/office/word/2024/wordml/sdtformatlock" xmlns:w16se="http://schemas.microsoft.com/office/word/2015/wordml/symex" xmlns:wpg="http://schemas.microsoft.com/office/word/2010/wordprocessingGroup" xmlns:wpi="http://schemas.microsoft.com/office/word/2010/wordprocessingInk" xmlns:wne="http://schemas.microsoft.com/office/word/2006/wordml" xmlns:wps="http://schemas.microsoft.com/office/word/2010/wordprocessingShape" mc:Ignorable="w14 w15 w16se w16cid w16 w16cex w16sdtdh w16sdtfl w16du wp14">
+<w:endnotes xmlns:wpc="http://schemas.microsoft.com/office/word/2010/wordprocessingCanvas" xmlns:cx="http://schemas.microsoft.com/office/drawing/2014/chartex" xmlns:cx1="http://schemas.microsoft.com/office/drawing/2015/9/8/chartex" xmlns:cx2="http://schemas.microsoft.com/office/drawing/2015/10/21/chartex" xmlns:cx3="http://schemas.microsoft.com/office/drawing/2016/5/9/chartex" xmlns:cx4="http://schemas.microsoft.com/office/drawing/2016/5/10/chartex" xmlns:cx5="http://schemas.microsoft.com/office/drawing/2016/5/11/chartex" xmlns:cx6="http://schemas.microsoft.com/office/drawing/2016/5/12/chartex" xmlns:cx7="http://schemas.microsoft.com/office/drawing/2016/5/13/chartex" xmlns:cx8="http://schemas.microsoft.com/office/drawing/2016/5/14/chartex" xmlns:mc="http://schemas.openxmlformats.org/markup-compatibility/2006" xmlns:aink="http://schemas.microsoft.com/office/drawing/2016/ink" xmlns:am3d="http://schemas.microsoft.com/office/drawing/2017/model3d" xmlns:o="urn:schemas-microsoft-com:office:office" xmlns:r="http://schemas.openxmlformats.org/officeDocument/2006/relationships" xmlns:m="http://schemas.openxmlformats.org/officeDocument/2006/math" xmlns:v="urn:schemas-microsoft-com:vml" xmlns:wp14="http://schemas.microsoft.com/office/word/2010/wordprocessingDrawing" xmlns:wp="http://schemas.openxmlformats.org/drawingml/2006/wordprocessingDrawing" xmlns:w10="urn:schemas-microsoft-com:office:word" xmlns:w="http://schemas.openxmlformats.org/wordprocessingml/2006/main" xmlns:w14="http://schemas.microsoft.com/office/word/2010/wordml" xmlns:w15="http://schemas.microsoft.com/office/word/2012/wordml" xmlns:w16cid="http://schemas.microsoft.com/office/word/2016/wordml/cid" xmlns:w16se="http://schemas.microsoft.com/office/word/2015/wordml/symex" xmlns:wpg="http://schemas.microsoft.com/office/word/2010/wordprocessingGroup" xmlns:wpi="http://schemas.microsoft.com/office/word/2010/wordprocessingInk" xmlns:wne="http://schemas.microsoft.com/office/word/2006/wordml" xmlns:wps="http://schemas.microsoft.com/office/word/2010/wordprocessingShape" mc:Ignorable="w14 w15 w16se w16cid wp14">
   <w:endnote w:type="separator" w:id="-1">
     <w:p>
       <w:pPr>
@@ -2830,7 +3127,7 @@
 </file>
 
 <file path=word/footnotes.xml><?xml version="1.0" encoding="utf-8"?>
-<w:footnotes xmlns:wpc="http://schemas.microsoft.com/office/word/2010/wordprocessingCanvas" xmlns:cx="http://schemas.microsoft.com/office/drawing/2014/chartex" xmlns:cx1="http://schemas.microsoft.com/office/drawing/2015/9/8/chartex" xmlns:cx2="http://schemas.microsoft.com/office/drawing/2015/10/21/chartex" xmlns:cx3="http://schemas.microsoft.com/office/drawing/2016/5/9/chartex" xmlns:cx4="http://schemas.microsoft.com/office/drawing/2016/5/10/chartex" xmlns:cx5="http://schemas.microsoft.com/office/drawing/2016/5/11/chartex" xmlns:cx6="http://schemas.microsoft.com/office/drawing/2016/5/12/chartex" xmlns:cx7="http://schemas.microsoft.com/office/drawing/2016/5/13/chartex" xmlns:cx8="http://schemas.microsoft.com/office/drawing/2016/5/14/chartex" xmlns:mc="http://schemas.openxmlformats.org/markup-compatibility/2006" xmlns:aink="http://schemas.microsoft.com/office/drawing/2016/ink" xmlns:am3d="http://schemas.microsoft.com/office/drawing/2017/model3d" xmlns:o="urn:schemas-microsoft-com:office:office" xmlns:oel="http://schemas.microsoft.com/office/2019/extlst" xmlns:r="http://schemas.openxmlformats.org/officeDocument/2006/relationships" xmlns:m="http://schemas.openxmlformats.org/officeDocument/2006/math" xmlns:v="urn:schemas-microsoft-com:vml" xmlns:wp14="http://schemas.microsoft.com/office/word/2010/wordprocessingDrawing" xmlns:wp="http://schemas.openxmlformats.org/drawingml/2006/wordprocessingDrawing" xmlns:w10="urn:schemas-microsoft-com:office:word" xmlns:w="http://schemas.openxmlformats.org/wordprocessingml/2006/main" xmlns:w14="http://schemas.microsoft.com/office/word/2010/wordml" xmlns:w15="http://schemas.microsoft.com/office/word/2012/wordml" xmlns:w16cex="http://schemas.microsoft.com/office/word/2018/wordml/cex" xmlns:w16cid="http://schemas.microsoft.com/office/word/2016/wordml/cid" xmlns:w16="http://schemas.microsoft.com/office/word/2018/wordml" xmlns:w16du="http://schemas.microsoft.com/office/word/2023/wordml/word16du" xmlns:w16sdtdh="http://schemas.microsoft.com/office/word/2020/wordml/sdtdatahash" xmlns:w16sdtfl="http://schemas.microsoft.com/office/word/2024/wordml/sdtformatlock" xmlns:w16se="http://schemas.microsoft.com/office/word/2015/wordml/symex" xmlns:wpg="http://schemas.microsoft.com/office/word/2010/wordprocessingGroup" xmlns:wpi="http://schemas.microsoft.com/office/word/2010/wordprocessingInk" xmlns:wne="http://schemas.microsoft.com/office/word/2006/wordml" xmlns:wps="http://schemas.microsoft.com/office/word/2010/wordprocessingShape" mc:Ignorable="w14 w15 w16se w16cid w16 w16cex w16sdtdh w16sdtfl w16du wp14">
+<w:footnotes xmlns:wpc="http://schemas.microsoft.com/office/word/2010/wordprocessingCanvas" xmlns:cx="http://schemas.microsoft.com/office/drawing/2014/chartex" xmlns:cx1="http://schemas.microsoft.com/office/drawing/2015/9/8/chartex" xmlns:cx2="http://schemas.microsoft.com/office/drawing/2015/10/21/chartex" xmlns:cx3="http://schemas.microsoft.com/office/drawing/2016/5/9/chartex" xmlns:cx4="http://schemas.microsoft.com/office/drawing/2016/5/10/chartex" xmlns:cx5="http://schemas.microsoft.com/office/drawing/2016/5/11/chartex" xmlns:cx6="http://schemas.microsoft.com/office/drawing/2016/5/12/chartex" xmlns:cx7="http://schemas.microsoft.com/office/drawing/2016/5/13/chartex" xmlns:cx8="http://schemas.microsoft.com/office/drawing/2016/5/14/chartex" xmlns:mc="http://schemas.openxmlformats.org/markup-compatibility/2006" xmlns:aink="http://schemas.microsoft.com/office/drawing/2016/ink" xmlns:am3d="http://schemas.microsoft.com/office/drawing/2017/model3d" xmlns:o="urn:schemas-microsoft-com:office:office" xmlns:r="http://schemas.openxmlformats.org/officeDocument/2006/relationships" xmlns:m="http://schemas.openxmlformats.org/officeDocument/2006/math" xmlns:v="urn:schemas-microsoft-com:vml" xmlns:wp14="http://schemas.microsoft.com/office/word/2010/wordprocessingDrawing" xmlns:wp="http://schemas.openxmlformats.org/drawingml/2006/wordprocessingDrawing" xmlns:w10="urn:schemas-microsoft-com:office:word" xmlns:w="http://schemas.openxmlformats.org/wordprocessingml/2006/main" xmlns:w14="http://schemas.microsoft.com/office/word/2010/wordml" xmlns:w15="http://schemas.microsoft.com/office/word/2012/wordml" xmlns:w16cid="http://schemas.microsoft.com/office/word/2016/wordml/cid" xmlns:w16se="http://schemas.microsoft.com/office/word/2015/wordml/symex" xmlns:wpg="http://schemas.microsoft.com/office/word/2010/wordprocessingGroup" xmlns:wpi="http://schemas.microsoft.com/office/word/2010/wordprocessingInk" xmlns:wne="http://schemas.microsoft.com/office/word/2006/wordml" xmlns:wps="http://schemas.microsoft.com/office/word/2010/wordprocessingShape" mc:Ignorable="w14 w15 w16se w16cid wp14">
   <w:footnote w:type="separator" w:id="-1">
     <w:p>
       <w:pPr>
@@ -2855,7 +3152,7 @@
 </file>
 
 <file path=word/numbering.xml><?xml version="1.0" encoding="utf-8"?>
-<w:numbering xmlns:wpc="http://schemas.microsoft.com/office/word/2010/wordprocessingCanvas" xmlns:cx="http://schemas.microsoft.com/office/drawing/2014/chartex" xmlns:cx1="http://schemas.microsoft.com/office/drawing/2015/9/8/chartex" xmlns:cx2="http://schemas.microsoft.com/office/drawing/2015/10/21/chartex" xmlns:cx3="http://schemas.microsoft.com/office/drawing/2016/5/9/chartex" xmlns:cx4="http://schemas.microsoft.com/office/drawing/2016/5/10/chartex" xmlns:cx5="http://schemas.microsoft.com/office/drawing/2016/5/11/chartex" xmlns:cx6="http://schemas.microsoft.com/office/drawing/2016/5/12/chartex" xmlns:cx7="http://schemas.microsoft.com/office/drawing/2016/5/13/chartex" xmlns:cx8="http://schemas.microsoft.com/office/drawing/2016/5/14/chartex" xmlns:mc="http://schemas.openxmlformats.org/markup-compatibility/2006" xmlns:aink="http://schemas.microsoft.com/office/drawing/2016/ink" xmlns:am3d="http://schemas.microsoft.com/office/drawing/2017/model3d" xmlns:o="urn:schemas-microsoft-com:office:office" xmlns:oel="http://schemas.microsoft.com/office/2019/extlst" xmlns:r="http://schemas.openxmlformats.org/officeDocument/2006/relationships" xmlns:m="http://schemas.openxmlformats.org/officeDocument/2006/math" xmlns:v="urn:schemas-microsoft-com:vml" xmlns:wp14="http://schemas.microsoft.com/office/word/2010/wordprocessingDrawing" xmlns:wp="http://schemas.openxmlformats.org/drawingml/2006/wordprocessingDrawing" xmlns:w10="urn:schemas-microsoft-com:office:word" xmlns:w="http://schemas.openxmlformats.org/wordprocessingml/2006/main" xmlns:w14="http://schemas.microsoft.com/office/word/2010/wordml" xmlns:w15="http://schemas.microsoft.com/office/word/2012/wordml" xmlns:w16cex="http://schemas.microsoft.com/office/word/2018/wordml/cex" xmlns:w16cid="http://schemas.microsoft.com/office/word/2016/wordml/cid" xmlns:w16="http://schemas.microsoft.com/office/word/2018/wordml" xmlns:w16du="http://schemas.microsoft.com/office/word/2023/wordml/word16du" xmlns:w16sdtdh="http://schemas.microsoft.com/office/word/2020/wordml/sdtdatahash" xmlns:w16sdtfl="http://schemas.microsoft.com/office/word/2024/wordml/sdtformatlock" xmlns:w16se="http://schemas.microsoft.com/office/word/2015/wordml/symex" xmlns:wpg="http://schemas.microsoft.com/office/word/2010/wordprocessingGroup" xmlns:wpi="http://schemas.microsoft.com/office/word/2010/wordprocessingInk" xmlns:wne="http://schemas.microsoft.com/office/word/2006/wordml" xmlns:wps="http://schemas.microsoft.com/office/word/2010/wordprocessingShape" mc:Ignorable="w14 w15 w16se w16cid w16 w16cex w16sdtdh w16sdtfl w16du wp14">
+<w:numbering xmlns:wpc="http://schemas.microsoft.com/office/word/2010/wordprocessingCanvas" xmlns:cx="http://schemas.microsoft.com/office/drawing/2014/chartex" xmlns:cx1="http://schemas.microsoft.com/office/drawing/2015/9/8/chartex" xmlns:cx2="http://schemas.microsoft.com/office/drawing/2015/10/21/chartex" xmlns:cx3="http://schemas.microsoft.com/office/drawing/2016/5/9/chartex" xmlns:cx4="http://schemas.microsoft.com/office/drawing/2016/5/10/chartex" xmlns:cx5="http://schemas.microsoft.com/office/drawing/2016/5/11/chartex" xmlns:cx6="http://schemas.microsoft.com/office/drawing/2016/5/12/chartex" xmlns:cx7="http://schemas.microsoft.com/office/drawing/2016/5/13/chartex" xmlns:cx8="http://schemas.microsoft.com/office/drawing/2016/5/14/chartex" xmlns:mc="http://schemas.openxmlformats.org/markup-compatibility/2006" xmlns:aink="http://schemas.microsoft.com/office/drawing/2016/ink" xmlns:am3d="http://schemas.microsoft.com/office/drawing/2017/model3d" xmlns:o="urn:schemas-microsoft-com:office:office" xmlns:r="http://schemas.openxmlformats.org/officeDocument/2006/relationships" xmlns:m="http://schemas.openxmlformats.org/officeDocument/2006/math" xmlns:v="urn:schemas-microsoft-com:vml" xmlns:wp14="http://schemas.microsoft.com/office/word/2010/wordprocessingDrawing" xmlns:wp="http://schemas.openxmlformats.org/drawingml/2006/wordprocessingDrawing" xmlns:w10="urn:schemas-microsoft-com:office:word" xmlns:w="http://schemas.openxmlformats.org/wordprocessingml/2006/main" xmlns:w14="http://schemas.microsoft.com/office/word/2010/wordml" xmlns:w15="http://schemas.microsoft.com/office/word/2012/wordml" xmlns:w16cid="http://schemas.microsoft.com/office/word/2016/wordml/cid" xmlns:w16se="http://schemas.microsoft.com/office/word/2015/wordml/symex" xmlns:wpg="http://schemas.microsoft.com/office/word/2010/wordprocessingGroup" xmlns:wpi="http://schemas.microsoft.com/office/word/2010/wordprocessingInk" xmlns:wne="http://schemas.microsoft.com/office/word/2006/wordml" xmlns:wps="http://schemas.microsoft.com/office/word/2010/wordprocessingShape" mc:Ignorable="w14 w15 w16se w16cid wp14">
   <w:abstractNum w:abstractNumId="0" w15:restartNumberingAfterBreak="0">
     <w:nsid w:val="FB7FFFD0"/>
     <w:multiLevelType w:val="hybridMultilevel"/>
@@ -3176,7 +3473,7 @@
   <w:abstractNum w:abstractNumId="3" w15:restartNumberingAfterBreak="0">
     <w:nsid w:val="44FA734B"/>
     <w:multiLevelType w:val="hybridMultilevel"/>
-    <w:tmpl w:val="C8F2AAB6"/>
+    <w:tmpl w:val="7ABACC62"/>
     <w:lvl w:ilvl="0" w:tplc="ECC6FA66">
       <w:start w:val="1"/>
       <w:numFmt w:val="decimal"/>
@@ -3189,7 +3486,7 @@
         <w:rFonts w:hint="default"/>
       </w:rPr>
     </w:lvl>
-    <w:lvl w:ilvl="1" w:tplc="04090019">
+    <w:lvl w:ilvl="1" w:tplc="CA28D3B6">
       <w:start w:val="1"/>
       <w:numFmt w:val="upperLetter"/>
       <w:lvlText w:val="%2."/>
@@ -3197,8 +3494,11 @@
       <w:pPr>
         <w:ind w:left="1200" w:hanging="400"/>
       </w:pPr>
+      <w:rPr>
+        <w:b w:val="0"/>
+      </w:rPr>
     </w:lvl>
-    <w:lvl w:ilvl="2" w:tplc="0409001B">
+    <w:lvl w:ilvl="2" w:tplc="7C58D5AA">
       <w:start w:val="1"/>
       <w:numFmt w:val="lowerRoman"/>
       <w:lvlText w:val="%3."/>
@@ -3206,8 +3506,11 @@
       <w:pPr>
         <w:ind w:left="1600" w:hanging="400"/>
       </w:pPr>
+      <w:rPr>
+        <w:b w:val="0"/>
+      </w:rPr>
     </w:lvl>
-    <w:lvl w:ilvl="3" w:tplc="0409000F" w:tentative="1">
+    <w:lvl w:ilvl="3" w:tplc="0409000F">
       <w:start w:val="1"/>
       <w:numFmt w:val="decimal"/>
       <w:lvlText w:val="%4."/>
@@ -3350,26 +3653,26 @@
       </w:pPr>
     </w:lvl>
   </w:abstractNum>
-  <w:num w:numId="1" w16cid:durableId="1154107863">
+  <w:num w:numId="1">
     <w:abstractNumId w:val="1"/>
   </w:num>
-  <w:num w:numId="2" w16cid:durableId="1036543306">
+  <w:num w:numId="2">
     <w:abstractNumId w:val="2"/>
   </w:num>
-  <w:num w:numId="3" w16cid:durableId="8801478">
+  <w:num w:numId="3">
     <w:abstractNumId w:val="0"/>
   </w:num>
-  <w:num w:numId="4" w16cid:durableId="1688870394">
+  <w:num w:numId="4">
     <w:abstractNumId w:val="3"/>
   </w:num>
-  <w:num w:numId="5" w16cid:durableId="254019201">
+  <w:num w:numId="5">
     <w:abstractNumId w:val="4"/>
   </w:num>
 </w:numbering>
 </file>
 
 <file path=word/styles.xml><?xml version="1.0" encoding="utf-8"?>
-<w:styles xmlns:mc="http://schemas.openxmlformats.org/markup-compatibility/2006" xmlns:r="http://schemas.openxmlformats.org/officeDocument/2006/relationships" xmlns:w="http://schemas.openxmlformats.org/wordprocessingml/2006/main" xmlns:w14="http://schemas.microsoft.com/office/word/2010/wordml" xmlns:w15="http://schemas.microsoft.com/office/word/2012/wordml" xmlns:w16cex="http://schemas.microsoft.com/office/word/2018/wordml/cex" xmlns:w16cid="http://schemas.microsoft.com/office/word/2016/wordml/cid" xmlns:w16="http://schemas.microsoft.com/office/word/2018/wordml" xmlns:w16du="http://schemas.microsoft.com/office/word/2023/wordml/word16du" xmlns:w16sdtdh="http://schemas.microsoft.com/office/word/2020/wordml/sdtdatahash" xmlns:w16sdtfl="http://schemas.microsoft.com/office/word/2024/wordml/sdtformatlock" xmlns:w16se="http://schemas.microsoft.com/office/word/2015/wordml/symex" mc:Ignorable="w14 w15 w16se w16cid w16 w16cex w16sdtdh w16sdtfl w16du">
+<w:styles xmlns:mc="http://schemas.openxmlformats.org/markup-compatibility/2006" xmlns:r="http://schemas.openxmlformats.org/officeDocument/2006/relationships" xmlns:w="http://schemas.openxmlformats.org/wordprocessingml/2006/main" xmlns:w14="http://schemas.microsoft.com/office/word/2010/wordml" xmlns:w15="http://schemas.microsoft.com/office/word/2012/wordml" xmlns:w16cid="http://schemas.microsoft.com/office/word/2016/wordml/cid" xmlns:w16se="http://schemas.microsoft.com/office/word/2015/wordml/symex" mc:Ignorable="w14 w15 w16se w16cid">
   <w:docDefaults>
     <w:rPrDefault>
       <w:rPr>
@@ -3386,7 +3689,7 @@
       </w:pPr>
     </w:pPrDefault>
   </w:docDefaults>
-  <w:latentStyles w:defLockedState="0" w:defUIPriority="0" w:defSemiHidden="0" w:defUnhideWhenUsed="0" w:defQFormat="0" w:count="376">
+  <w:latentStyles w:defLockedState="0" w:defUIPriority="0" w:defSemiHidden="0" w:defUnhideWhenUsed="0" w:defQFormat="0" w:count="375">
     <w:lsdException w:name="Normal" w:qFormat="1"/>
     <w:lsdException w:name="heading 1" w:uiPriority="9" w:qFormat="1"/>
     <w:lsdException w:name="heading 2" w:semiHidden="1" w:uiPriority="9" w:unhideWhenUsed="1" w:qFormat="1"/>
@@ -3658,7 +3961,6 @@
     <w:lsdException w:name="Smart Hyperlink" w:semiHidden="1" w:unhideWhenUsed="1"/>
     <w:lsdException w:name="Hashtag" w:semiHidden="1" w:unhideWhenUsed="1"/>
     <w:lsdException w:name="Unresolved Mention" w:semiHidden="1" w:unhideWhenUsed="1"/>
-    <w:lsdException w:name="Smart Link" w:semiHidden="1" w:uiPriority="99" w:unhideWhenUsed="1"/>
   </w:latentStyles>
   <w:style w:type="paragraph" w:default="1" w:styleId="a">
     <w:name w:val="Normal"/>
